--- a/storyboard-prompt/CHANGELOG-v3.2.docx
+++ b/storyboard-prompt/CHANGELOG-v3.2.docx
@@ -7696,6 +7696,3489 @@
       </w:pPr>
       <w:r>
         <w:t xml:space="preserve">Before each release, re-run the checks that produced this version: search for duplicate statements of the same rule, search for a rule and its acceptance line disagreeing, and confirm that every template in the appendices matches the field spellings in sections 9.4 and 10.1.</w:t>
+      </w:r>
+    </w:p>
+    <w:p>
+      <w:pPr>
+        <w:pStyle w:val="Heading1"/>
+        <w:keepNext/>
+      </w:pPr>
+      <w:r>
+        <w:t xml:space="preserve">v3.3 (CRAFT edition): what changed from v3.2</w:t>
+      </w:r>
+    </w:p>
+    <w:p>
+      <w:pPr>
+        <w:spacing w:after="100"/>
+      </w:pPr>
+      <w:r>
+        <w:t xml:space="preserve">v3.3 restructures v3.2 into the CRAFT frame used by the other prompts in this repository (Context, Role, Action, Format, Target audience and Tone) and adds the rules needed by the second and third batches of reviewer comments on the MOD 8 storyboard. Every v3.2 rule is carried into v3.3 unchanged unless listed below; the build script verifies that every v3.2 body line survives.</w:t>
+      </w:r>
+    </w:p>
+    <w:p>
+      <w:pPr>
+        <w:pStyle w:val="Heading2"/>
+        <w:keepNext/>
+      </w:pPr>
+      <w:r>
+        <w:t xml:space="preserve">Where the v3.2 sections went</w:t>
+      </w:r>
+    </w:p>
+    <w:tbl>
+      <w:tblPr>
+        <w:tblW w:type="dxa" w:w="10080"/>
+        <w:tblBorders>
+          <w:top w:val="single" w:color="auto" w:sz="4"/>
+          <w:left w:val="single" w:color="auto" w:sz="4"/>
+          <w:bottom w:val="single" w:color="auto" w:sz="4"/>
+          <w:right w:val="single" w:color="auto" w:sz="4"/>
+          <w:insideH w:val="single" w:color="auto" w:sz="4"/>
+          <w:insideV w:val="single" w:color="auto" w:sz="4"/>
+        </w:tblBorders>
+      </w:tblPr>
+      <w:tblGrid>
+        <w:gridCol w:w="2259"/>
+        <w:gridCol w:w="3036"/>
+        <w:gridCol w:w="2380"/>
+        <w:gridCol w:w="2405"/>
+      </w:tblGrid>
+      <w:tr>
+        <w:trPr>
+          <w:cantSplit w:val="false"/>
+          <w:tblHeader/>
+        </w:trPr>
+        <w:tc>
+          <w:tcPr>
+            <w:tcW w:type="dxa" w:w="2259"/>
+            <w:tcBorders>
+              <w:top w:val="single" w:color="000000" w:sz="4"/>
+              <w:left w:val="single" w:color="000000" w:sz="4"/>
+              <w:bottom w:val="single" w:color="000000" w:sz="4"/>
+              <w:right w:val="single" w:color="000000" w:sz="4"/>
+            </w:tcBorders>
+            <w:shd w:fill="E7E6E6" w:color="auto" w:val="clear"/>
+            <w:tcMar>
+              <w:top w:type="dxa" w:w="60"/>
+              <w:left w:type="dxa" w:w="90"/>
+              <w:bottom w:type="dxa" w:w="60"/>
+              <w:right w:type="dxa" w:w="90"/>
+            </w:tcMar>
+          </w:tcPr>
+          <w:p>
+            <w:pPr>
+              <w:spacing w:after="0" w:before="0"/>
+            </w:pPr>
+            <w:r>
+              <w:rPr>
+                <w:b/>
+                <w:bCs/>
+                <w:sz w:val="19"/>
+                <w:szCs w:val="19"/>
+              </w:rPr>
+              <w:t xml:space="preserve">v3.2</w:t>
+            </w:r>
+          </w:p>
+        </w:tc>
+        <w:tc>
+          <w:tcPr>
+            <w:tcW w:type="dxa" w:w="3036"/>
+            <w:tcBorders>
+              <w:top w:val="single" w:color="000000" w:sz="4"/>
+              <w:left w:val="single" w:color="000000" w:sz="4"/>
+              <w:bottom w:val="single" w:color="000000" w:sz="4"/>
+              <w:right w:val="single" w:color="000000" w:sz="4"/>
+            </w:tcBorders>
+            <w:shd w:fill="E7E6E6" w:color="auto" w:val="clear"/>
+            <w:tcMar>
+              <w:top w:type="dxa" w:w="60"/>
+              <w:left w:type="dxa" w:w="90"/>
+              <w:bottom w:type="dxa" w:w="60"/>
+              <w:right w:type="dxa" w:w="90"/>
+            </w:tcMar>
+          </w:tcPr>
+          <w:p>
+            <w:pPr>
+              <w:spacing w:after="0" w:before="0"/>
+            </w:pPr>
+            <w:r>
+              <w:rPr>
+                <w:b/>
+                <w:bCs/>
+                <w:sz w:val="19"/>
+                <w:szCs w:val="19"/>
+              </w:rPr>
+              <w:t xml:space="preserve">v3.3</w:t>
+            </w:r>
+          </w:p>
+        </w:tc>
+        <w:tc>
+          <w:tcPr>
+            <w:tcW w:type="dxa" w:w="2380"/>
+            <w:tcBorders>
+              <w:top w:val="single" w:color="000000" w:sz="4"/>
+              <w:left w:val="single" w:color="000000" w:sz="4"/>
+              <w:bottom w:val="single" w:color="000000" w:sz="4"/>
+              <w:right w:val="single" w:color="000000" w:sz="4"/>
+            </w:tcBorders>
+            <w:shd w:fill="E7E6E6" w:color="auto" w:val="clear"/>
+            <w:tcMar>
+              <w:top w:type="dxa" w:w="60"/>
+              <w:left w:type="dxa" w:w="90"/>
+              <w:bottom w:type="dxa" w:w="60"/>
+              <w:right w:type="dxa" w:w="90"/>
+            </w:tcMar>
+          </w:tcPr>
+          <w:p>
+            <w:pPr>
+              <w:spacing w:after="0" w:before="0"/>
+            </w:pPr>
+            <w:r>
+              <w:rPr>
+                <w:b/>
+                <w:bCs/>
+                <w:sz w:val="19"/>
+                <w:szCs w:val="19"/>
+              </w:rPr>
+              <w:t xml:space="preserve">v3.2</w:t>
+            </w:r>
+          </w:p>
+        </w:tc>
+        <w:tc>
+          <w:tcPr>
+            <w:tcW w:type="dxa" w:w="2405"/>
+            <w:tcBorders>
+              <w:top w:val="single" w:color="000000" w:sz="4"/>
+              <w:left w:val="single" w:color="000000" w:sz="4"/>
+              <w:bottom w:val="single" w:color="000000" w:sz="4"/>
+              <w:right w:val="single" w:color="000000" w:sz="4"/>
+            </w:tcBorders>
+            <w:shd w:fill="E7E6E6" w:color="auto" w:val="clear"/>
+            <w:tcMar>
+              <w:top w:type="dxa" w:w="60"/>
+              <w:left w:type="dxa" w:w="90"/>
+              <w:bottom w:type="dxa" w:w="60"/>
+              <w:right w:type="dxa" w:w="90"/>
+            </w:tcMar>
+          </w:tcPr>
+          <w:p>
+            <w:pPr>
+              <w:spacing w:after="0" w:before="0"/>
+            </w:pPr>
+            <w:r>
+              <w:rPr>
+                <w:b/>
+                <w:bCs/>
+                <w:sz w:val="19"/>
+                <w:szCs w:val="19"/>
+              </w:rPr>
+              <w:t xml:space="preserve">v3.3</w:t>
+            </w:r>
+          </w:p>
+        </w:tc>
+      </w:tr>
+      <w:tr>
+        <w:trPr>
+          <w:cantSplit w:val="false"/>
+          <w:tblHeader w:val="false"/>
+        </w:trPr>
+        <w:tc>
+          <w:tcPr>
+            <w:tcW w:type="dxa" w:w="2259"/>
+            <w:tcBorders>
+              <w:top w:val="single" w:color="000000" w:sz="4"/>
+              <w:left w:val="single" w:color="000000" w:sz="4"/>
+              <w:bottom w:val="single" w:color="000000" w:sz="4"/>
+              <w:right w:val="single" w:color="000000" w:sz="4"/>
+            </w:tcBorders>
+            <w:tcMar>
+              <w:top w:type="dxa" w:w="60"/>
+              <w:left w:type="dxa" w:w="90"/>
+              <w:bottom w:type="dxa" w:w="60"/>
+              <w:right w:type="dxa" w:w="90"/>
+            </w:tcMar>
+          </w:tcPr>
+          <w:p>
+            <w:pPr>
+              <w:spacing w:after="0" w:before="0"/>
+            </w:pPr>
+            <w:r>
+              <w:rPr>
+                <w:b w:val="false"/>
+                <w:bCs w:val="false"/>
+                <w:sz w:val="19"/>
+                <w:szCs w:val="19"/>
+              </w:rPr>
+              <w:t xml:space="preserve">Role and Task</w:t>
+            </w:r>
+          </w:p>
+        </w:tc>
+        <w:tc>
+          <w:tcPr>
+            <w:tcW w:type="dxa" w:w="3036"/>
+            <w:tcBorders>
+              <w:top w:val="single" w:color="000000" w:sz="4"/>
+              <w:left w:val="single" w:color="000000" w:sz="4"/>
+              <w:bottom w:val="single" w:color="000000" w:sz="4"/>
+              <w:right w:val="single" w:color="000000" w:sz="4"/>
+            </w:tcBorders>
+            <w:tcMar>
+              <w:top w:type="dxa" w:w="60"/>
+              <w:left w:type="dxa" w:w="90"/>
+              <w:bottom w:type="dxa" w:w="60"/>
+              <w:right w:type="dxa" w:w="90"/>
+            </w:tcMar>
+          </w:tcPr>
+          <w:p>
+            <w:pPr>
+              <w:spacing w:after="0" w:before="0"/>
+            </w:pPr>
+            <w:r>
+              <w:rPr>
+                <w:b w:val="false"/>
+                <w:bCs w:val="false"/>
+                <w:sz w:val="19"/>
+                <w:szCs w:val="19"/>
+              </w:rPr>
+              <w:t xml:space="preserve">R — Role</w:t>
+            </w:r>
+          </w:p>
+        </w:tc>
+        <w:tc>
+          <w:tcPr>
+            <w:tcW w:type="dxa" w:w="2380"/>
+            <w:tcBorders>
+              <w:top w:val="single" w:color="000000" w:sz="4"/>
+              <w:left w:val="single" w:color="000000" w:sz="4"/>
+              <w:bottom w:val="single" w:color="000000" w:sz="4"/>
+              <w:right w:val="single" w:color="000000" w:sz="4"/>
+            </w:tcBorders>
+            <w:tcMar>
+              <w:top w:type="dxa" w:w="60"/>
+              <w:left w:type="dxa" w:w="90"/>
+              <w:bottom w:type="dxa" w:w="60"/>
+              <w:right w:type="dxa" w:w="90"/>
+            </w:tcMar>
+          </w:tcPr>
+          <w:p>
+            <w:pPr>
+              <w:spacing w:after="0" w:before="0"/>
+            </w:pPr>
+            <w:r>
+              <w:rPr>
+                <w:b w:val="false"/>
+                <w:bCs w:val="false"/>
+                <w:sz w:val="19"/>
+                <w:szCs w:val="19"/>
+              </w:rPr>
+              <w:t xml:space="preserve">7.1 to 7.3, 7.5</w:t>
+            </w:r>
+          </w:p>
+        </w:tc>
+        <w:tc>
+          <w:tcPr>
+            <w:tcW w:type="dxa" w:w="2405"/>
+            <w:tcBorders>
+              <w:top w:val="single" w:color="000000" w:sz="4"/>
+              <w:left w:val="single" w:color="000000" w:sz="4"/>
+              <w:bottom w:val="single" w:color="000000" w:sz="4"/>
+              <w:right w:val="single" w:color="000000" w:sz="4"/>
+            </w:tcBorders>
+            <w:tcMar>
+              <w:top w:type="dxa" w:w="60"/>
+              <w:left w:type="dxa" w:w="90"/>
+              <w:bottom w:type="dxa" w:w="60"/>
+              <w:right w:type="dxa" w:w="90"/>
+            </w:tcMar>
+          </w:tcPr>
+          <w:p>
+            <w:pPr>
+              <w:spacing w:after="0" w:before="0"/>
+            </w:pPr>
+            <w:r>
+              <w:rPr>
+                <w:b w:val="false"/>
+                <w:bCs w:val="false"/>
+                <w:sz w:val="19"/>
+                <w:szCs w:val="19"/>
+              </w:rPr>
+              <w:t xml:space="preserve">A3.1 to A3.4</w:t>
+            </w:r>
+          </w:p>
+        </w:tc>
+      </w:tr>
+      <w:tr>
+        <w:trPr>
+          <w:cantSplit w:val="false"/>
+          <w:tblHeader w:val="false"/>
+        </w:trPr>
+        <w:tc>
+          <w:tcPr>
+            <w:tcW w:type="dxa" w:w="2259"/>
+            <w:tcBorders>
+              <w:top w:val="single" w:color="000000" w:sz="4"/>
+              <w:left w:val="single" w:color="000000" w:sz="4"/>
+              <w:bottom w:val="single" w:color="000000" w:sz="4"/>
+              <w:right w:val="single" w:color="000000" w:sz="4"/>
+            </w:tcBorders>
+            <w:tcMar>
+              <w:top w:type="dxa" w:w="60"/>
+              <w:left w:type="dxa" w:w="90"/>
+              <w:bottom w:type="dxa" w:w="60"/>
+              <w:right w:type="dxa" w:w="90"/>
+            </w:tcMar>
+          </w:tcPr>
+          <w:p>
+            <w:pPr>
+              <w:spacing w:after="0" w:before="0"/>
+            </w:pPr>
+            <w:r>
+              <w:rPr>
+                <w:b w:val="false"/>
+                <w:bCs w:val="false"/>
+                <w:sz w:val="19"/>
+                <w:szCs w:val="19"/>
+              </w:rPr>
+              <w:t xml:space="preserve">1.1 to 1.3</w:t>
+            </w:r>
+          </w:p>
+        </w:tc>
+        <w:tc>
+          <w:tcPr>
+            <w:tcW w:type="dxa" w:w="3036"/>
+            <w:tcBorders>
+              <w:top w:val="single" w:color="000000" w:sz="4"/>
+              <w:left w:val="single" w:color="000000" w:sz="4"/>
+              <w:bottom w:val="single" w:color="000000" w:sz="4"/>
+              <w:right w:val="single" w:color="000000" w:sz="4"/>
+            </w:tcBorders>
+            <w:tcMar>
+              <w:top w:type="dxa" w:w="60"/>
+              <w:left w:type="dxa" w:w="90"/>
+              <w:bottom w:type="dxa" w:w="60"/>
+              <w:right w:type="dxa" w:w="90"/>
+            </w:tcMar>
+          </w:tcPr>
+          <w:p>
+            <w:pPr>
+              <w:spacing w:after="0" w:before="0"/>
+            </w:pPr>
+            <w:r>
+              <w:rPr>
+                <w:b w:val="false"/>
+                <w:bCs w:val="false"/>
+                <w:sz w:val="19"/>
+                <w:szCs w:val="19"/>
+              </w:rPr>
+              <w:t xml:space="preserve">C2.1 to C2.3</w:t>
+            </w:r>
+          </w:p>
+        </w:tc>
+        <w:tc>
+          <w:tcPr>
+            <w:tcW w:type="dxa" w:w="2380"/>
+            <w:tcBorders>
+              <w:top w:val="single" w:color="000000" w:sz="4"/>
+              <w:left w:val="single" w:color="000000" w:sz="4"/>
+              <w:bottom w:val="single" w:color="000000" w:sz="4"/>
+              <w:right w:val="single" w:color="000000" w:sz="4"/>
+            </w:tcBorders>
+            <w:tcMar>
+              <w:top w:type="dxa" w:w="60"/>
+              <w:left w:type="dxa" w:w="90"/>
+              <w:bottom w:type="dxa" w:w="60"/>
+              <w:right w:type="dxa" w:w="90"/>
+            </w:tcMar>
+          </w:tcPr>
+          <w:p>
+            <w:pPr>
+              <w:spacing w:after="0" w:before="0"/>
+            </w:pPr>
+            <w:r>
+              <w:rPr>
+                <w:b w:val="false"/>
+                <w:bCs w:val="false"/>
+                <w:sz w:val="19"/>
+                <w:szCs w:val="19"/>
+              </w:rPr>
+              <w:t xml:space="preserve">7.4</w:t>
+            </w:r>
+          </w:p>
+        </w:tc>
+        <w:tc>
+          <w:tcPr>
+            <w:tcW w:type="dxa" w:w="2405"/>
+            <w:tcBorders>
+              <w:top w:val="single" w:color="000000" w:sz="4"/>
+              <w:left w:val="single" w:color="000000" w:sz="4"/>
+              <w:bottom w:val="single" w:color="000000" w:sz="4"/>
+              <w:right w:val="single" w:color="000000" w:sz="4"/>
+            </w:tcBorders>
+            <w:tcMar>
+              <w:top w:type="dxa" w:w="60"/>
+              <w:left w:type="dxa" w:w="90"/>
+              <w:bottom w:type="dxa" w:w="60"/>
+              <w:right w:type="dxa" w:w="90"/>
+            </w:tcMar>
+          </w:tcPr>
+          <w:p>
+            <w:pPr>
+              <w:spacing w:after="0" w:before="0"/>
+            </w:pPr>
+            <w:r>
+              <w:rPr>
+                <w:b w:val="false"/>
+                <w:bCs w:val="false"/>
+                <w:sz w:val="19"/>
+                <w:szCs w:val="19"/>
+              </w:rPr>
+              <w:t xml:space="preserve">F5.1</w:t>
+            </w:r>
+          </w:p>
+        </w:tc>
+      </w:tr>
+      <w:tr>
+        <w:trPr>
+          <w:cantSplit w:val="false"/>
+          <w:tblHeader w:val="false"/>
+        </w:trPr>
+        <w:tc>
+          <w:tcPr>
+            <w:tcW w:type="dxa" w:w="2259"/>
+            <w:tcBorders>
+              <w:top w:val="single" w:color="000000" w:sz="4"/>
+              <w:left w:val="single" w:color="000000" w:sz="4"/>
+              <w:bottom w:val="single" w:color="000000" w:sz="4"/>
+              <w:right w:val="single" w:color="000000" w:sz="4"/>
+            </w:tcBorders>
+            <w:tcMar>
+              <w:top w:type="dxa" w:w="60"/>
+              <w:left w:type="dxa" w:w="90"/>
+              <w:bottom w:type="dxa" w:w="60"/>
+              <w:right w:type="dxa" w:w="90"/>
+            </w:tcMar>
+          </w:tcPr>
+          <w:p>
+            <w:pPr>
+              <w:spacing w:after="0" w:before="0"/>
+            </w:pPr>
+            <w:r>
+              <w:rPr>
+                <w:b w:val="false"/>
+                <w:bCs w:val="false"/>
+                <w:sz w:val="19"/>
+                <w:szCs w:val="19"/>
+              </w:rPr>
+              <w:t xml:space="preserve">1.4</w:t>
+            </w:r>
+          </w:p>
+        </w:tc>
+        <w:tc>
+          <w:tcPr>
+            <w:tcW w:type="dxa" w:w="3036"/>
+            <w:tcBorders>
+              <w:top w:val="single" w:color="000000" w:sz="4"/>
+              <w:left w:val="single" w:color="000000" w:sz="4"/>
+              <w:bottom w:val="single" w:color="000000" w:sz="4"/>
+              <w:right w:val="single" w:color="000000" w:sz="4"/>
+            </w:tcBorders>
+            <w:tcMar>
+              <w:top w:type="dxa" w:w="60"/>
+              <w:left w:type="dxa" w:w="90"/>
+              <w:bottom w:type="dxa" w:w="60"/>
+              <w:right w:type="dxa" w:w="90"/>
+            </w:tcMar>
+          </w:tcPr>
+          <w:p>
+            <w:pPr>
+              <w:spacing w:after="0" w:before="0"/>
+            </w:pPr>
+            <w:r>
+              <w:rPr>
+                <w:b w:val="false"/>
+                <w:bCs w:val="false"/>
+                <w:sz w:val="19"/>
+                <w:szCs w:val="19"/>
+              </w:rPr>
+              <w:t xml:space="preserve">C3</w:t>
+            </w:r>
+          </w:p>
+        </w:tc>
+        <w:tc>
+          <w:tcPr>
+            <w:tcW w:type="dxa" w:w="2380"/>
+            <w:tcBorders>
+              <w:top w:val="single" w:color="000000" w:sz="4"/>
+              <w:left w:val="single" w:color="000000" w:sz="4"/>
+              <w:bottom w:val="single" w:color="000000" w:sz="4"/>
+              <w:right w:val="single" w:color="000000" w:sz="4"/>
+            </w:tcBorders>
+            <w:tcMar>
+              <w:top w:type="dxa" w:w="60"/>
+              <w:left w:type="dxa" w:w="90"/>
+              <w:bottom w:type="dxa" w:w="60"/>
+              <w:right w:type="dxa" w:w="90"/>
+            </w:tcMar>
+          </w:tcPr>
+          <w:p>
+            <w:pPr>
+              <w:spacing w:after="0" w:before="0"/>
+            </w:pPr>
+            <w:r>
+              <w:rPr>
+                <w:b w:val="false"/>
+                <w:bCs w:val="false"/>
+                <w:sz w:val="19"/>
+                <w:szCs w:val="19"/>
+              </w:rPr>
+              <w:t xml:space="preserve">8.1 to 8.5</w:t>
+            </w:r>
+          </w:p>
+        </w:tc>
+        <w:tc>
+          <w:tcPr>
+            <w:tcW w:type="dxa" w:w="2405"/>
+            <w:tcBorders>
+              <w:top w:val="single" w:color="000000" w:sz="4"/>
+              <w:left w:val="single" w:color="000000" w:sz="4"/>
+              <w:bottom w:val="single" w:color="000000" w:sz="4"/>
+              <w:right w:val="single" w:color="000000" w:sz="4"/>
+            </w:tcBorders>
+            <w:tcMar>
+              <w:top w:type="dxa" w:w="60"/>
+              <w:left w:type="dxa" w:w="90"/>
+              <w:bottom w:type="dxa" w:w="60"/>
+              <w:right w:type="dxa" w:w="90"/>
+            </w:tcMar>
+          </w:tcPr>
+          <w:p>
+            <w:pPr>
+              <w:spacing w:after="0" w:before="0"/>
+            </w:pPr>
+            <w:r>
+              <w:rPr>
+                <w:b w:val="false"/>
+                <w:bCs w:val="false"/>
+                <w:sz w:val="19"/>
+                <w:szCs w:val="19"/>
+              </w:rPr>
+              <w:t xml:space="preserve">A4.1 to A4.5</w:t>
+            </w:r>
+          </w:p>
+        </w:tc>
+      </w:tr>
+      <w:tr>
+        <w:trPr>
+          <w:cantSplit w:val="false"/>
+          <w:tblHeader w:val="false"/>
+        </w:trPr>
+        <w:tc>
+          <w:tcPr>
+            <w:tcW w:type="dxa" w:w="2259"/>
+            <w:tcBorders>
+              <w:top w:val="single" w:color="000000" w:sz="4"/>
+              <w:left w:val="single" w:color="000000" w:sz="4"/>
+              <w:bottom w:val="single" w:color="000000" w:sz="4"/>
+              <w:right w:val="single" w:color="000000" w:sz="4"/>
+            </w:tcBorders>
+            <w:tcMar>
+              <w:top w:type="dxa" w:w="60"/>
+              <w:left w:type="dxa" w:w="90"/>
+              <w:bottom w:type="dxa" w:w="60"/>
+              <w:right w:type="dxa" w:w="90"/>
+            </w:tcMar>
+          </w:tcPr>
+          <w:p>
+            <w:pPr>
+              <w:spacing w:after="0" w:before="0"/>
+            </w:pPr>
+            <w:r>
+              <w:rPr>
+                <w:b w:val="false"/>
+                <w:bCs w:val="false"/>
+                <w:sz w:val="19"/>
+                <w:szCs w:val="19"/>
+              </w:rPr>
+              <w:t xml:space="preserve">2.1 to 2.6</w:t>
+            </w:r>
+          </w:p>
+        </w:tc>
+        <w:tc>
+          <w:tcPr>
+            <w:tcW w:type="dxa" w:w="3036"/>
+            <w:tcBorders>
+              <w:top w:val="single" w:color="000000" w:sz="4"/>
+              <w:left w:val="single" w:color="000000" w:sz="4"/>
+              <w:bottom w:val="single" w:color="000000" w:sz="4"/>
+              <w:right w:val="single" w:color="000000" w:sz="4"/>
+            </w:tcBorders>
+            <w:tcMar>
+              <w:top w:type="dxa" w:w="60"/>
+              <w:left w:type="dxa" w:w="90"/>
+              <w:bottom w:type="dxa" w:w="60"/>
+              <w:right w:type="dxa" w:w="90"/>
+            </w:tcMar>
+          </w:tcPr>
+          <w:p>
+            <w:pPr>
+              <w:spacing w:after="0" w:before="0"/>
+            </w:pPr>
+            <w:r>
+              <w:rPr>
+                <w:b w:val="false"/>
+                <w:bCs w:val="false"/>
+                <w:sz w:val="19"/>
+                <w:szCs w:val="19"/>
+              </w:rPr>
+              <w:t xml:space="preserve">C4.1 to C4.6</w:t>
+            </w:r>
+          </w:p>
+        </w:tc>
+        <w:tc>
+          <w:tcPr>
+            <w:tcW w:type="dxa" w:w="2380"/>
+            <w:tcBorders>
+              <w:top w:val="single" w:color="000000" w:sz="4"/>
+              <w:left w:val="single" w:color="000000" w:sz="4"/>
+              <w:bottom w:val="single" w:color="000000" w:sz="4"/>
+              <w:right w:val="single" w:color="000000" w:sz="4"/>
+            </w:tcBorders>
+            <w:tcMar>
+              <w:top w:type="dxa" w:w="60"/>
+              <w:left w:type="dxa" w:w="90"/>
+              <w:bottom w:type="dxa" w:w="60"/>
+              <w:right w:type="dxa" w:w="90"/>
+            </w:tcMar>
+          </w:tcPr>
+          <w:p>
+            <w:pPr>
+              <w:spacing w:after="0" w:before="0"/>
+            </w:pPr>
+            <w:r>
+              <w:rPr>
+                <w:b w:val="false"/>
+                <w:bCs w:val="false"/>
+                <w:sz w:val="19"/>
+                <w:szCs w:val="19"/>
+              </w:rPr>
+              <w:t xml:space="preserve">9.1 to 9.3</w:t>
+            </w:r>
+          </w:p>
+        </w:tc>
+        <w:tc>
+          <w:tcPr>
+            <w:tcW w:type="dxa" w:w="2405"/>
+            <w:tcBorders>
+              <w:top w:val="single" w:color="000000" w:sz="4"/>
+              <w:left w:val="single" w:color="000000" w:sz="4"/>
+              <w:bottom w:val="single" w:color="000000" w:sz="4"/>
+              <w:right w:val="single" w:color="000000" w:sz="4"/>
+            </w:tcBorders>
+            <w:tcMar>
+              <w:top w:type="dxa" w:w="60"/>
+              <w:left w:type="dxa" w:w="90"/>
+              <w:bottom w:type="dxa" w:w="60"/>
+              <w:right w:type="dxa" w:w="90"/>
+            </w:tcMar>
+          </w:tcPr>
+          <w:p>
+            <w:pPr>
+              <w:spacing w:after="0" w:before="0"/>
+            </w:pPr>
+            <w:r>
+              <w:rPr>
+                <w:b w:val="false"/>
+                <w:bCs w:val="false"/>
+                <w:sz w:val="19"/>
+                <w:szCs w:val="19"/>
+              </w:rPr>
+              <w:t xml:space="preserve">A5.1 to A5.3</w:t>
+            </w:r>
+          </w:p>
+        </w:tc>
+      </w:tr>
+      <w:tr>
+        <w:trPr>
+          <w:cantSplit w:val="false"/>
+          <w:tblHeader w:val="false"/>
+        </w:trPr>
+        <w:tc>
+          <w:tcPr>
+            <w:tcW w:type="dxa" w:w="2259"/>
+            <w:tcBorders>
+              <w:top w:val="single" w:color="000000" w:sz="4"/>
+              <w:left w:val="single" w:color="000000" w:sz="4"/>
+              <w:bottom w:val="single" w:color="000000" w:sz="4"/>
+              <w:right w:val="single" w:color="000000" w:sz="4"/>
+            </w:tcBorders>
+            <w:tcMar>
+              <w:top w:type="dxa" w:w="60"/>
+              <w:left w:type="dxa" w:w="90"/>
+              <w:bottom w:type="dxa" w:w="60"/>
+              <w:right w:type="dxa" w:w="90"/>
+            </w:tcMar>
+          </w:tcPr>
+          <w:p>
+            <w:pPr>
+              <w:spacing w:after="0" w:before="0"/>
+            </w:pPr>
+            <w:r>
+              <w:rPr>
+                <w:b w:val="false"/>
+                <w:bCs w:val="false"/>
+                <w:sz w:val="19"/>
+                <w:szCs w:val="19"/>
+              </w:rPr>
+              <w:t xml:space="preserve">3.1 to 3.5</w:t>
+            </w:r>
+          </w:p>
+        </w:tc>
+        <w:tc>
+          <w:tcPr>
+            <w:tcW w:type="dxa" w:w="3036"/>
+            <w:tcBorders>
+              <w:top w:val="single" w:color="000000" w:sz="4"/>
+              <w:left w:val="single" w:color="000000" w:sz="4"/>
+              <w:bottom w:val="single" w:color="000000" w:sz="4"/>
+              <w:right w:val="single" w:color="000000" w:sz="4"/>
+            </w:tcBorders>
+            <w:tcMar>
+              <w:top w:type="dxa" w:w="60"/>
+              <w:left w:type="dxa" w:w="90"/>
+              <w:bottom w:type="dxa" w:w="60"/>
+              <w:right w:type="dxa" w:w="90"/>
+            </w:tcMar>
+          </w:tcPr>
+          <w:p>
+            <w:pPr>
+              <w:spacing w:after="0" w:before="0"/>
+            </w:pPr>
+            <w:r>
+              <w:rPr>
+                <w:b w:val="false"/>
+                <w:bCs w:val="false"/>
+                <w:sz w:val="19"/>
+                <w:szCs w:val="19"/>
+              </w:rPr>
+              <w:t xml:space="preserve">A1.1 to A1.5</w:t>
+            </w:r>
+          </w:p>
+        </w:tc>
+        <w:tc>
+          <w:tcPr>
+            <w:tcW w:type="dxa" w:w="2380"/>
+            <w:tcBorders>
+              <w:top w:val="single" w:color="000000" w:sz="4"/>
+              <w:left w:val="single" w:color="000000" w:sz="4"/>
+              <w:bottom w:val="single" w:color="000000" w:sz="4"/>
+              <w:right w:val="single" w:color="000000" w:sz="4"/>
+            </w:tcBorders>
+            <w:tcMar>
+              <w:top w:type="dxa" w:w="60"/>
+              <w:left w:type="dxa" w:w="90"/>
+              <w:bottom w:type="dxa" w:w="60"/>
+              <w:right w:type="dxa" w:w="90"/>
+            </w:tcMar>
+          </w:tcPr>
+          <w:p>
+            <w:pPr>
+              <w:spacing w:after="0" w:before="0"/>
+            </w:pPr>
+            <w:r>
+              <w:rPr>
+                <w:b w:val="false"/>
+                <w:bCs w:val="false"/>
+                <w:sz w:val="19"/>
+                <w:szCs w:val="19"/>
+              </w:rPr>
+              <w:t xml:space="preserve">9.4</w:t>
+            </w:r>
+          </w:p>
+        </w:tc>
+        <w:tc>
+          <w:tcPr>
+            <w:tcW w:type="dxa" w:w="2405"/>
+            <w:tcBorders>
+              <w:top w:val="single" w:color="000000" w:sz="4"/>
+              <w:left w:val="single" w:color="000000" w:sz="4"/>
+              <w:bottom w:val="single" w:color="000000" w:sz="4"/>
+              <w:right w:val="single" w:color="000000" w:sz="4"/>
+            </w:tcBorders>
+            <w:tcMar>
+              <w:top w:type="dxa" w:w="60"/>
+              <w:left w:type="dxa" w:w="90"/>
+              <w:bottom w:type="dxa" w:w="60"/>
+              <w:right w:type="dxa" w:w="90"/>
+            </w:tcMar>
+          </w:tcPr>
+          <w:p>
+            <w:pPr>
+              <w:spacing w:after="0" w:before="0"/>
+            </w:pPr>
+            <w:r>
+              <w:rPr>
+                <w:b w:val="false"/>
+                <w:bCs w:val="false"/>
+                <w:sz w:val="19"/>
+                <w:szCs w:val="19"/>
+              </w:rPr>
+              <w:t xml:space="preserve">F5.2</w:t>
+            </w:r>
+          </w:p>
+        </w:tc>
+      </w:tr>
+      <w:tr>
+        <w:trPr>
+          <w:cantSplit w:val="false"/>
+          <w:tblHeader w:val="false"/>
+        </w:trPr>
+        <w:tc>
+          <w:tcPr>
+            <w:tcW w:type="dxa" w:w="2259"/>
+            <w:tcBorders>
+              <w:top w:val="single" w:color="000000" w:sz="4"/>
+              <w:left w:val="single" w:color="000000" w:sz="4"/>
+              <w:bottom w:val="single" w:color="000000" w:sz="4"/>
+              <w:right w:val="single" w:color="000000" w:sz="4"/>
+            </w:tcBorders>
+            <w:tcMar>
+              <w:top w:type="dxa" w:w="60"/>
+              <w:left w:type="dxa" w:w="90"/>
+              <w:bottom w:type="dxa" w:w="60"/>
+              <w:right w:type="dxa" w:w="90"/>
+            </w:tcMar>
+          </w:tcPr>
+          <w:p>
+            <w:pPr>
+              <w:spacing w:after="0" w:before="0"/>
+            </w:pPr>
+            <w:r>
+              <w:rPr>
+                <w:b w:val="false"/>
+                <w:bCs w:val="false"/>
+                <w:sz w:val="19"/>
+                <w:szCs w:val="19"/>
+              </w:rPr>
+              <w:t xml:space="preserve">4.1 to 4.4</w:t>
+            </w:r>
+          </w:p>
+        </w:tc>
+        <w:tc>
+          <w:tcPr>
+            <w:tcW w:type="dxa" w:w="3036"/>
+            <w:tcBorders>
+              <w:top w:val="single" w:color="000000" w:sz="4"/>
+              <w:left w:val="single" w:color="000000" w:sz="4"/>
+              <w:bottom w:val="single" w:color="000000" w:sz="4"/>
+              <w:right w:val="single" w:color="000000" w:sz="4"/>
+            </w:tcBorders>
+            <w:tcMar>
+              <w:top w:type="dxa" w:w="60"/>
+              <w:left w:type="dxa" w:w="90"/>
+              <w:bottom w:type="dxa" w:w="60"/>
+              <w:right w:type="dxa" w:w="90"/>
+            </w:tcMar>
+          </w:tcPr>
+          <w:p>
+            <w:pPr>
+              <w:spacing w:after="0" w:before="0"/>
+            </w:pPr>
+            <w:r>
+              <w:rPr>
+                <w:b w:val="false"/>
+                <w:bCs w:val="false"/>
+                <w:sz w:val="19"/>
+                <w:szCs w:val="19"/>
+              </w:rPr>
+              <w:t xml:space="preserve">A2.1 to A2.4</w:t>
+            </w:r>
+          </w:p>
+        </w:tc>
+        <w:tc>
+          <w:tcPr>
+            <w:tcW w:type="dxa" w:w="2380"/>
+            <w:tcBorders>
+              <w:top w:val="single" w:color="000000" w:sz="4"/>
+              <w:left w:val="single" w:color="000000" w:sz="4"/>
+              <w:bottom w:val="single" w:color="000000" w:sz="4"/>
+              <w:right w:val="single" w:color="000000" w:sz="4"/>
+            </w:tcBorders>
+            <w:tcMar>
+              <w:top w:type="dxa" w:w="60"/>
+              <w:left w:type="dxa" w:w="90"/>
+              <w:bottom w:type="dxa" w:w="60"/>
+              <w:right w:type="dxa" w:w="90"/>
+            </w:tcMar>
+          </w:tcPr>
+          <w:p>
+            <w:pPr>
+              <w:spacing w:after="0" w:before="0"/>
+            </w:pPr>
+            <w:r>
+              <w:rPr>
+                <w:b w:val="false"/>
+                <w:bCs w:val="false"/>
+                <w:sz w:val="19"/>
+                <w:szCs w:val="19"/>
+              </w:rPr>
+              <w:t xml:space="preserve">10.1</w:t>
+            </w:r>
+          </w:p>
+        </w:tc>
+        <w:tc>
+          <w:tcPr>
+            <w:tcW w:type="dxa" w:w="2405"/>
+            <w:tcBorders>
+              <w:top w:val="single" w:color="000000" w:sz="4"/>
+              <w:left w:val="single" w:color="000000" w:sz="4"/>
+              <w:bottom w:val="single" w:color="000000" w:sz="4"/>
+              <w:right w:val="single" w:color="000000" w:sz="4"/>
+            </w:tcBorders>
+            <w:tcMar>
+              <w:top w:type="dxa" w:w="60"/>
+              <w:left w:type="dxa" w:w="90"/>
+              <w:bottom w:type="dxa" w:w="60"/>
+              <w:right w:type="dxa" w:w="90"/>
+            </w:tcMar>
+          </w:tcPr>
+          <w:p>
+            <w:pPr>
+              <w:spacing w:after="0" w:before="0"/>
+            </w:pPr>
+            <w:r>
+              <w:rPr>
+                <w:b w:val="false"/>
+                <w:bCs w:val="false"/>
+                <w:sz w:val="19"/>
+                <w:szCs w:val="19"/>
+              </w:rPr>
+              <w:t xml:space="preserve">F4</w:t>
+            </w:r>
+          </w:p>
+        </w:tc>
+      </w:tr>
+      <w:tr>
+        <w:trPr>
+          <w:cantSplit w:val="false"/>
+          <w:tblHeader w:val="false"/>
+        </w:trPr>
+        <w:tc>
+          <w:tcPr>
+            <w:tcW w:type="dxa" w:w="2259"/>
+            <w:tcBorders>
+              <w:top w:val="single" w:color="000000" w:sz="4"/>
+              <w:left w:val="single" w:color="000000" w:sz="4"/>
+              <w:bottom w:val="single" w:color="000000" w:sz="4"/>
+              <w:right w:val="single" w:color="000000" w:sz="4"/>
+            </w:tcBorders>
+            <w:tcMar>
+              <w:top w:type="dxa" w:w="60"/>
+              <w:left w:type="dxa" w:w="90"/>
+              <w:bottom w:type="dxa" w:w="60"/>
+              <w:right w:type="dxa" w:w="90"/>
+            </w:tcMar>
+          </w:tcPr>
+          <w:p>
+            <w:pPr>
+              <w:spacing w:after="0" w:before="0"/>
+            </w:pPr>
+            <w:r>
+              <w:rPr>
+                <w:b w:val="false"/>
+                <w:bCs w:val="false"/>
+                <w:sz w:val="19"/>
+                <w:szCs w:val="19"/>
+              </w:rPr>
+              <w:t xml:space="preserve">5.1 to 5.3</w:t>
+            </w:r>
+          </w:p>
+        </w:tc>
+        <w:tc>
+          <w:tcPr>
+            <w:tcW w:type="dxa" w:w="3036"/>
+            <w:tcBorders>
+              <w:top w:val="single" w:color="000000" w:sz="4"/>
+              <w:left w:val="single" w:color="000000" w:sz="4"/>
+              <w:bottom w:val="single" w:color="000000" w:sz="4"/>
+              <w:right w:val="single" w:color="000000" w:sz="4"/>
+            </w:tcBorders>
+            <w:tcMar>
+              <w:top w:type="dxa" w:w="60"/>
+              <w:left w:type="dxa" w:w="90"/>
+              <w:bottom w:type="dxa" w:w="60"/>
+              <w:right w:type="dxa" w:w="90"/>
+            </w:tcMar>
+          </w:tcPr>
+          <w:p>
+            <w:pPr>
+              <w:spacing w:after="0" w:before="0"/>
+            </w:pPr>
+            <w:r>
+              <w:rPr>
+                <w:b w:val="false"/>
+                <w:bCs w:val="false"/>
+                <w:sz w:val="19"/>
+                <w:szCs w:val="19"/>
+              </w:rPr>
+              <w:t xml:space="preserve">T2.1 to T2.3</w:t>
+            </w:r>
+          </w:p>
+        </w:tc>
+        <w:tc>
+          <w:tcPr>
+            <w:tcW w:type="dxa" w:w="2380"/>
+            <w:tcBorders>
+              <w:top w:val="single" w:color="000000" w:sz="4"/>
+              <w:left w:val="single" w:color="000000" w:sz="4"/>
+              <w:bottom w:val="single" w:color="000000" w:sz="4"/>
+              <w:right w:val="single" w:color="000000" w:sz="4"/>
+            </w:tcBorders>
+            <w:tcMar>
+              <w:top w:type="dxa" w:w="60"/>
+              <w:left w:type="dxa" w:w="90"/>
+              <w:bottom w:type="dxa" w:w="60"/>
+              <w:right w:type="dxa" w:w="90"/>
+            </w:tcMar>
+          </w:tcPr>
+          <w:p>
+            <w:pPr>
+              <w:spacing w:after="0" w:before="0"/>
+            </w:pPr>
+            <w:r>
+              <w:rPr>
+                <w:b w:val="false"/>
+                <w:bCs w:val="false"/>
+                <w:sz w:val="19"/>
+                <w:szCs w:val="19"/>
+              </w:rPr>
+              <w:t xml:space="preserve">10.2, 10.3</w:t>
+            </w:r>
+          </w:p>
+        </w:tc>
+        <w:tc>
+          <w:tcPr>
+            <w:tcW w:type="dxa" w:w="2405"/>
+            <w:tcBorders>
+              <w:top w:val="single" w:color="000000" w:sz="4"/>
+              <w:left w:val="single" w:color="000000" w:sz="4"/>
+              <w:bottom w:val="single" w:color="000000" w:sz="4"/>
+              <w:right w:val="single" w:color="000000" w:sz="4"/>
+            </w:tcBorders>
+            <w:tcMar>
+              <w:top w:type="dxa" w:w="60"/>
+              <w:left w:type="dxa" w:w="90"/>
+              <w:bottom w:type="dxa" w:w="60"/>
+              <w:right w:type="dxa" w:w="90"/>
+            </w:tcMar>
+          </w:tcPr>
+          <w:p>
+            <w:pPr>
+              <w:spacing w:after="0" w:before="0"/>
+            </w:pPr>
+            <w:r>
+              <w:rPr>
+                <w:b w:val="false"/>
+                <w:bCs w:val="false"/>
+                <w:sz w:val="19"/>
+                <w:szCs w:val="19"/>
+              </w:rPr>
+              <w:t xml:space="preserve">A6.1, A6.2</w:t>
+            </w:r>
+          </w:p>
+        </w:tc>
+      </w:tr>
+      <w:tr>
+        <w:trPr>
+          <w:cantSplit w:val="false"/>
+          <w:tblHeader w:val="false"/>
+        </w:trPr>
+        <w:tc>
+          <w:tcPr>
+            <w:tcW w:type="dxa" w:w="2259"/>
+            <w:tcBorders>
+              <w:top w:val="single" w:color="000000" w:sz="4"/>
+              <w:left w:val="single" w:color="000000" w:sz="4"/>
+              <w:bottom w:val="single" w:color="000000" w:sz="4"/>
+              <w:right w:val="single" w:color="000000" w:sz="4"/>
+            </w:tcBorders>
+            <w:tcMar>
+              <w:top w:type="dxa" w:w="60"/>
+              <w:left w:type="dxa" w:w="90"/>
+              <w:bottom w:type="dxa" w:w="60"/>
+              <w:right w:type="dxa" w:w="90"/>
+            </w:tcMar>
+          </w:tcPr>
+          <w:p>
+            <w:pPr>
+              <w:spacing w:after="0" w:before="0"/>
+            </w:pPr>
+            <w:r>
+              <w:rPr>
+                <w:b w:val="false"/>
+                <w:bCs w:val="false"/>
+                <w:sz w:val="19"/>
+                <w:szCs w:val="19"/>
+              </w:rPr>
+              <w:t xml:space="preserve">5.4, 5.5</w:t>
+            </w:r>
+          </w:p>
+        </w:tc>
+        <w:tc>
+          <w:tcPr>
+            <w:tcW w:type="dxa" w:w="3036"/>
+            <w:tcBorders>
+              <w:top w:val="single" w:color="000000" w:sz="4"/>
+              <w:left w:val="single" w:color="000000" w:sz="4"/>
+              <w:bottom w:val="single" w:color="000000" w:sz="4"/>
+              <w:right w:val="single" w:color="000000" w:sz="4"/>
+            </w:tcBorders>
+            <w:tcMar>
+              <w:top w:type="dxa" w:w="60"/>
+              <w:left w:type="dxa" w:w="90"/>
+              <w:bottom w:type="dxa" w:w="60"/>
+              <w:right w:type="dxa" w:w="90"/>
+            </w:tcMar>
+          </w:tcPr>
+          <w:p>
+            <w:pPr>
+              <w:spacing w:after="0" w:before="0"/>
+            </w:pPr>
+            <w:r>
+              <w:rPr>
+                <w:b w:val="false"/>
+                <w:bCs w:val="false"/>
+                <w:sz w:val="19"/>
+                <w:szCs w:val="19"/>
+              </w:rPr>
+              <w:t xml:space="preserve">F3.1, F3.2</w:t>
+            </w:r>
+          </w:p>
+        </w:tc>
+        <w:tc>
+          <w:tcPr>
+            <w:tcW w:type="dxa" w:w="2380"/>
+            <w:tcBorders>
+              <w:top w:val="single" w:color="000000" w:sz="4"/>
+              <w:left w:val="single" w:color="000000" w:sz="4"/>
+              <w:bottom w:val="single" w:color="000000" w:sz="4"/>
+              <w:right w:val="single" w:color="000000" w:sz="4"/>
+            </w:tcBorders>
+            <w:tcMar>
+              <w:top w:type="dxa" w:w="60"/>
+              <w:left w:type="dxa" w:w="90"/>
+              <w:bottom w:type="dxa" w:w="60"/>
+              <w:right w:type="dxa" w:w="90"/>
+            </w:tcMar>
+          </w:tcPr>
+          <w:p>
+            <w:pPr>
+              <w:spacing w:after="0" w:before="0"/>
+            </w:pPr>
+            <w:r>
+              <w:rPr>
+                <w:b w:val="false"/>
+                <w:bCs w:val="false"/>
+                <w:sz w:val="19"/>
+                <w:szCs w:val="19"/>
+              </w:rPr>
+              <w:t xml:space="preserve">11.1, 11.2</w:t>
+            </w:r>
+          </w:p>
+        </w:tc>
+        <w:tc>
+          <w:tcPr>
+            <w:tcW w:type="dxa" w:w="2405"/>
+            <w:tcBorders>
+              <w:top w:val="single" w:color="000000" w:sz="4"/>
+              <w:left w:val="single" w:color="000000" w:sz="4"/>
+              <w:bottom w:val="single" w:color="000000" w:sz="4"/>
+              <w:right w:val="single" w:color="000000" w:sz="4"/>
+            </w:tcBorders>
+            <w:tcMar>
+              <w:top w:type="dxa" w:w="60"/>
+              <w:left w:type="dxa" w:w="90"/>
+              <w:bottom w:type="dxa" w:w="60"/>
+              <w:right w:type="dxa" w:w="90"/>
+            </w:tcMar>
+          </w:tcPr>
+          <w:p>
+            <w:pPr>
+              <w:spacing w:after="0" w:before="0"/>
+            </w:pPr>
+            <w:r>
+              <w:rPr>
+                <w:b w:val="false"/>
+                <w:bCs w:val="false"/>
+                <w:sz w:val="19"/>
+                <w:szCs w:val="19"/>
+              </w:rPr>
+              <w:t xml:space="preserve">A7.1, A7.2</w:t>
+            </w:r>
+          </w:p>
+        </w:tc>
+      </w:tr>
+      <w:tr>
+        <w:trPr>
+          <w:cantSplit w:val="false"/>
+          <w:tblHeader w:val="false"/>
+        </w:trPr>
+        <w:tc>
+          <w:tcPr>
+            <w:tcW w:type="dxa" w:w="2259"/>
+            <w:tcBorders>
+              <w:top w:val="single" w:color="000000" w:sz="4"/>
+              <w:left w:val="single" w:color="000000" w:sz="4"/>
+              <w:bottom w:val="single" w:color="000000" w:sz="4"/>
+              <w:right w:val="single" w:color="000000" w:sz="4"/>
+            </w:tcBorders>
+            <w:tcMar>
+              <w:top w:type="dxa" w:w="60"/>
+              <w:left w:type="dxa" w:w="90"/>
+              <w:bottom w:type="dxa" w:w="60"/>
+              <w:right w:type="dxa" w:w="90"/>
+            </w:tcMar>
+          </w:tcPr>
+          <w:p>
+            <w:pPr>
+              <w:spacing w:after="0" w:before="0"/>
+            </w:pPr>
+            <w:r>
+              <w:rPr>
+                <w:b w:val="false"/>
+                <w:bCs w:val="false"/>
+                <w:sz w:val="19"/>
+                <w:szCs w:val="19"/>
+              </w:rPr>
+              <w:t xml:space="preserve">6</w:t>
+            </w:r>
+          </w:p>
+        </w:tc>
+        <w:tc>
+          <w:tcPr>
+            <w:tcW w:type="dxa" w:w="3036"/>
+            <w:tcBorders>
+              <w:top w:val="single" w:color="000000" w:sz="4"/>
+              <w:left w:val="single" w:color="000000" w:sz="4"/>
+              <w:bottom w:val="single" w:color="000000" w:sz="4"/>
+              <w:right w:val="single" w:color="000000" w:sz="4"/>
+            </w:tcBorders>
+            <w:tcMar>
+              <w:top w:type="dxa" w:w="60"/>
+              <w:left w:type="dxa" w:w="90"/>
+              <w:bottom w:type="dxa" w:w="60"/>
+              <w:right w:type="dxa" w:w="90"/>
+            </w:tcMar>
+          </w:tcPr>
+          <w:p>
+            <w:pPr>
+              <w:spacing w:after="0" w:before="0"/>
+            </w:pPr>
+            <w:r>
+              <w:rPr>
+                <w:b w:val="false"/>
+                <w:bCs w:val="false"/>
+                <w:sz w:val="19"/>
+                <w:szCs w:val="19"/>
+              </w:rPr>
+              <w:t xml:space="preserve">T3</w:t>
+            </w:r>
+          </w:p>
+        </w:tc>
+        <w:tc>
+          <w:tcPr>
+            <w:tcW w:type="dxa" w:w="2380"/>
+            <w:tcBorders>
+              <w:top w:val="single" w:color="000000" w:sz="4"/>
+              <w:left w:val="single" w:color="000000" w:sz="4"/>
+              <w:bottom w:val="single" w:color="000000" w:sz="4"/>
+              <w:right w:val="single" w:color="000000" w:sz="4"/>
+            </w:tcBorders>
+            <w:tcMar>
+              <w:top w:type="dxa" w:w="60"/>
+              <w:left w:type="dxa" w:w="90"/>
+              <w:bottom w:type="dxa" w:w="60"/>
+              <w:right w:type="dxa" w:w="90"/>
+            </w:tcMar>
+          </w:tcPr>
+          <w:p>
+            <w:pPr>
+              <w:spacing w:after="0" w:before="0"/>
+            </w:pPr>
+            <w:r>
+              <w:rPr>
+                <w:b w:val="false"/>
+                <w:bCs w:val="false"/>
+                <w:sz w:val="19"/>
+                <w:szCs w:val="19"/>
+              </w:rPr>
+              <w:t xml:space="preserve">12</w:t>
+            </w:r>
+          </w:p>
+        </w:tc>
+        <w:tc>
+          <w:tcPr>
+            <w:tcW w:type="dxa" w:w="2405"/>
+            <w:tcBorders>
+              <w:top w:val="single" w:color="000000" w:sz="4"/>
+              <w:left w:val="single" w:color="000000" w:sz="4"/>
+              <w:bottom w:val="single" w:color="000000" w:sz="4"/>
+              <w:right w:val="single" w:color="000000" w:sz="4"/>
+            </w:tcBorders>
+            <w:tcMar>
+              <w:top w:type="dxa" w:w="60"/>
+              <w:left w:type="dxa" w:w="90"/>
+              <w:bottom w:type="dxa" w:w="60"/>
+              <w:right w:type="dxa" w:w="90"/>
+            </w:tcMar>
+          </w:tcPr>
+          <w:p>
+            <w:pPr>
+              <w:spacing w:after="0" w:before="0"/>
+            </w:pPr>
+            <w:r>
+              <w:rPr>
+                <w:b w:val="false"/>
+                <w:bCs w:val="false"/>
+                <w:sz w:val="19"/>
+                <w:szCs w:val="19"/>
+              </w:rPr>
+              <w:t xml:space="preserve">A8</w:t>
+            </w:r>
+          </w:p>
+        </w:tc>
+      </w:tr>
+      <w:tr>
+        <w:trPr>
+          <w:cantSplit w:val="false"/>
+          <w:tblHeader w:val="false"/>
+        </w:trPr>
+        <w:tc>
+          <w:tcPr>
+            <w:tcW w:type="dxa" w:w="2259"/>
+            <w:tcBorders>
+              <w:top w:val="single" w:color="000000" w:sz="4"/>
+              <w:left w:val="single" w:color="000000" w:sz="4"/>
+              <w:bottom w:val="single" w:color="000000" w:sz="4"/>
+              <w:right w:val="single" w:color="000000" w:sz="4"/>
+            </w:tcBorders>
+            <w:tcMar>
+              <w:top w:type="dxa" w:w="60"/>
+              <w:left w:type="dxa" w:w="90"/>
+              <w:bottom w:type="dxa" w:w="60"/>
+              <w:right w:type="dxa" w:w="90"/>
+            </w:tcMar>
+          </w:tcPr>
+          <w:p>
+            <w:pPr>
+              <w:spacing w:after="0" w:before="0"/>
+            </w:pPr>
+            <w:r>
+              <w:rPr>
+                <w:b w:val="false"/>
+                <w:bCs w:val="false"/>
+                <w:sz w:val="19"/>
+                <w:szCs w:val="19"/>
+              </w:rPr>
+              <w:t xml:space="preserve">13.1, 13.2</w:t>
+            </w:r>
+          </w:p>
+        </w:tc>
+        <w:tc>
+          <w:tcPr>
+            <w:tcW w:type="dxa" w:w="3036"/>
+            <w:tcBorders>
+              <w:top w:val="single" w:color="000000" w:sz="4"/>
+              <w:left w:val="single" w:color="000000" w:sz="4"/>
+              <w:bottom w:val="single" w:color="000000" w:sz="4"/>
+              <w:right w:val="single" w:color="000000" w:sz="4"/>
+            </w:tcBorders>
+            <w:tcMar>
+              <w:top w:type="dxa" w:w="60"/>
+              <w:left w:type="dxa" w:w="90"/>
+              <w:bottom w:type="dxa" w:w="60"/>
+              <w:right w:type="dxa" w:w="90"/>
+            </w:tcMar>
+          </w:tcPr>
+          <w:p>
+            <w:pPr>
+              <w:spacing w:after="0" w:before="0"/>
+            </w:pPr>
+            <w:r>
+              <w:rPr>
+                <w:b w:val="false"/>
+                <w:bCs w:val="false"/>
+                <w:sz w:val="19"/>
+                <w:szCs w:val="19"/>
+              </w:rPr>
+              <w:t xml:space="preserve">F1, F2</w:t>
+            </w:r>
+          </w:p>
+        </w:tc>
+        <w:tc>
+          <w:tcPr>
+            <w:tcW w:type="dxa" w:w="2380"/>
+            <w:tcBorders>
+              <w:top w:val="single" w:color="000000" w:sz="4"/>
+              <w:left w:val="single" w:color="000000" w:sz="4"/>
+              <w:bottom w:val="single" w:color="000000" w:sz="4"/>
+              <w:right w:val="single" w:color="000000" w:sz="4"/>
+            </w:tcBorders>
+            <w:tcMar>
+              <w:top w:type="dxa" w:w="60"/>
+              <w:left w:type="dxa" w:w="90"/>
+              <w:bottom w:type="dxa" w:w="60"/>
+              <w:right w:type="dxa" w:w="90"/>
+            </w:tcMar>
+          </w:tcPr>
+          <w:p>
+            <w:pPr>
+              <w:spacing w:after="0" w:before="0"/>
+            </w:pPr>
+            <w:r>
+              <w:rPr>
+                <w:b w:val="false"/>
+                <w:bCs w:val="false"/>
+                <w:sz w:val="19"/>
+                <w:szCs w:val="19"/>
+              </w:rPr>
+              <w:t xml:space="preserve">13.3, 14.1</w:t>
+            </w:r>
+          </w:p>
+        </w:tc>
+        <w:tc>
+          <w:tcPr>
+            <w:tcW w:type="dxa" w:w="2405"/>
+            <w:tcBorders>
+              <w:top w:val="single" w:color="000000" w:sz="4"/>
+              <w:left w:val="single" w:color="000000" w:sz="4"/>
+              <w:bottom w:val="single" w:color="000000" w:sz="4"/>
+              <w:right w:val="single" w:color="000000" w:sz="4"/>
+            </w:tcBorders>
+            <w:tcMar>
+              <w:top w:type="dxa" w:w="60"/>
+              <w:left w:type="dxa" w:w="90"/>
+              <w:bottom w:type="dxa" w:w="60"/>
+              <w:right w:type="dxa" w:w="90"/>
+            </w:tcMar>
+          </w:tcPr>
+          <w:p>
+            <w:pPr>
+              <w:spacing w:after="0" w:before="0"/>
+            </w:pPr>
+            <w:r>
+              <w:rPr>
+                <w:b w:val="false"/>
+                <w:bCs w:val="false"/>
+                <w:sz w:val="19"/>
+                <w:szCs w:val="19"/>
+              </w:rPr>
+              <w:t xml:space="preserve">A9.1, A9.2</w:t>
+            </w:r>
+          </w:p>
+        </w:tc>
+      </w:tr>
+      <w:tr>
+        <w:trPr>
+          <w:cantSplit w:val="false"/>
+          <w:tblHeader w:val="false"/>
+        </w:trPr>
+        <w:tc>
+          <w:tcPr>
+            <w:tcW w:type="dxa" w:w="2259"/>
+            <w:tcBorders>
+              <w:top w:val="single" w:color="000000" w:sz="4"/>
+              <w:left w:val="single" w:color="000000" w:sz="4"/>
+              <w:bottom w:val="single" w:color="000000" w:sz="4"/>
+              <w:right w:val="single" w:color="000000" w:sz="4"/>
+            </w:tcBorders>
+            <w:tcMar>
+              <w:top w:type="dxa" w:w="60"/>
+              <w:left w:type="dxa" w:w="90"/>
+              <w:bottom w:type="dxa" w:w="60"/>
+              <w:right w:type="dxa" w:w="90"/>
+            </w:tcMar>
+          </w:tcPr>
+          <w:p>
+            <w:pPr>
+              <w:spacing w:after="0" w:before="0"/>
+            </w:pPr>
+            <w:r>
+              <w:rPr>
+                <w:b w:val="false"/>
+                <w:bCs w:val="false"/>
+                <w:sz w:val="19"/>
+                <w:szCs w:val="19"/>
+              </w:rPr>
+              <w:t xml:space="preserve">14.2</w:t>
+            </w:r>
+          </w:p>
+        </w:tc>
+        <w:tc>
+          <w:tcPr>
+            <w:tcW w:type="dxa" w:w="3036"/>
+            <w:tcBorders>
+              <w:top w:val="single" w:color="000000" w:sz="4"/>
+              <w:left w:val="single" w:color="000000" w:sz="4"/>
+              <w:bottom w:val="single" w:color="000000" w:sz="4"/>
+              <w:right w:val="single" w:color="000000" w:sz="4"/>
+            </w:tcBorders>
+            <w:tcMar>
+              <w:top w:type="dxa" w:w="60"/>
+              <w:left w:type="dxa" w:w="90"/>
+              <w:bottom w:type="dxa" w:w="60"/>
+              <w:right w:type="dxa" w:w="90"/>
+            </w:tcMar>
+          </w:tcPr>
+          <w:p>
+            <w:pPr>
+              <w:spacing w:after="0" w:before="0"/>
+            </w:pPr>
+            <w:r>
+              <w:rPr>
+                <w:b w:val="false"/>
+                <w:bCs w:val="false"/>
+                <w:sz w:val="19"/>
+                <w:szCs w:val="19"/>
+              </w:rPr>
+              <w:t xml:space="preserve">Acceptance Checks (final section)</w:t>
+            </w:r>
+          </w:p>
+        </w:tc>
+        <w:tc>
+          <w:tcPr>
+            <w:tcW w:type="dxa" w:w="2380"/>
+            <w:tcBorders>
+              <w:top w:val="single" w:color="000000" w:sz="4"/>
+              <w:left w:val="single" w:color="000000" w:sz="4"/>
+              <w:bottom w:val="single" w:color="000000" w:sz="4"/>
+              <w:right w:val="single" w:color="000000" w:sz="4"/>
+            </w:tcBorders>
+            <w:tcMar>
+              <w:top w:type="dxa" w:w="60"/>
+              <w:left w:type="dxa" w:w="90"/>
+              <w:bottom w:type="dxa" w:w="60"/>
+              <w:right w:type="dxa" w:w="90"/>
+            </w:tcMar>
+          </w:tcPr>
+          <w:p>
+            <w:pPr>
+              <w:spacing w:after="0" w:before="0"/>
+            </w:pPr>
+            <w:r>
+              <w:rPr>
+                <w:b w:val="false"/>
+                <w:bCs w:val="false"/>
+                <w:sz w:val="19"/>
+                <w:szCs w:val="19"/>
+              </w:rPr>
+              <w:t xml:space="preserve">Appendices A to F</w:t>
+            </w:r>
+          </w:p>
+        </w:tc>
+        <w:tc>
+          <w:tcPr>
+            <w:tcW w:type="dxa" w:w="2405"/>
+            <w:tcBorders>
+              <w:top w:val="single" w:color="000000" w:sz="4"/>
+              <w:left w:val="single" w:color="000000" w:sz="4"/>
+              <w:bottom w:val="single" w:color="000000" w:sz="4"/>
+              <w:right w:val="single" w:color="000000" w:sz="4"/>
+            </w:tcBorders>
+            <w:tcMar>
+              <w:top w:type="dxa" w:w="60"/>
+              <w:left w:type="dxa" w:w="90"/>
+              <w:bottom w:type="dxa" w:w="60"/>
+              <w:right w:type="dxa" w:w="90"/>
+            </w:tcMar>
+          </w:tcPr>
+          <w:p>
+            <w:pPr>
+              <w:spacing w:after="0" w:before="0"/>
+            </w:pPr>
+            <w:r>
+              <w:rPr>
+                <w:b w:val="false"/>
+                <w:bCs w:val="false"/>
+                <w:sz w:val="19"/>
+                <w:szCs w:val="19"/>
+              </w:rPr>
+              <w:t xml:space="preserve">Appendices A to F</w:t>
+            </w:r>
+          </w:p>
+        </w:tc>
+      </w:tr>
+    </w:tbl>
+    <w:p>
+      <w:pPr>
+        <w:spacing w:after="120" w:before="0"/>
+      </w:pPr>
+    </w:p>
+    <w:p>
+      <w:pPr>
+        <w:pStyle w:val="Heading2"/>
+        <w:keepNext/>
+      </w:pPr>
+      <w:r>
+        <w:t xml:space="preserve">Rules added in v3.3</w:t>
+      </w:r>
+    </w:p>
+    <w:tbl>
+      <w:tblPr>
+        <w:tblW w:type="dxa" w:w="10080"/>
+        <w:tblBorders>
+          <w:top w:val="single" w:color="auto" w:sz="4"/>
+          <w:left w:val="single" w:color="auto" w:sz="4"/>
+          <w:bottom w:val="single" w:color="auto" w:sz="4"/>
+          <w:right w:val="single" w:color="auto" w:sz="4"/>
+          <w:insideH w:val="single" w:color="auto" w:sz="4"/>
+          <w:insideV w:val="single" w:color="auto" w:sz="4"/>
+        </w:tblBorders>
+      </w:tblPr>
+      <w:tblGrid>
+        <w:gridCol w:w="4841"/>
+        <w:gridCol w:w="3988"/>
+        <w:gridCol w:w="1251"/>
+      </w:tblGrid>
+      <w:tr>
+        <w:trPr>
+          <w:cantSplit w:val="false"/>
+          <w:tblHeader/>
+        </w:trPr>
+        <w:tc>
+          <w:tcPr>
+            <w:tcW w:type="dxa" w:w="4841"/>
+            <w:tcBorders>
+              <w:top w:val="single" w:color="000000" w:sz="4"/>
+              <w:left w:val="single" w:color="000000" w:sz="4"/>
+              <w:bottom w:val="single" w:color="000000" w:sz="4"/>
+              <w:right w:val="single" w:color="000000" w:sz="4"/>
+            </w:tcBorders>
+            <w:shd w:fill="E7E6E6" w:color="auto" w:val="clear"/>
+            <w:tcMar>
+              <w:top w:type="dxa" w:w="60"/>
+              <w:left w:type="dxa" w:w="90"/>
+              <w:bottom w:type="dxa" w:w="60"/>
+              <w:right w:type="dxa" w:w="90"/>
+            </w:tcMar>
+          </w:tcPr>
+          <w:p>
+            <w:pPr>
+              <w:spacing w:after="0" w:before="0"/>
+            </w:pPr>
+            <w:r>
+              <w:rPr>
+                <w:b/>
+                <w:bCs/>
+                <w:sz w:val="19"/>
+                <w:szCs w:val="19"/>
+              </w:rPr>
+              <w:t xml:space="preserve">Rule</w:t>
+            </w:r>
+          </w:p>
+        </w:tc>
+        <w:tc>
+          <w:tcPr>
+            <w:tcW w:type="dxa" w:w="3988"/>
+            <w:tcBorders>
+              <w:top w:val="single" w:color="000000" w:sz="4"/>
+              <w:left w:val="single" w:color="000000" w:sz="4"/>
+              <w:bottom w:val="single" w:color="000000" w:sz="4"/>
+              <w:right w:val="single" w:color="000000" w:sz="4"/>
+            </w:tcBorders>
+            <w:shd w:fill="E7E6E6" w:color="auto" w:val="clear"/>
+            <w:tcMar>
+              <w:top w:type="dxa" w:w="60"/>
+              <w:left w:type="dxa" w:w="90"/>
+              <w:bottom w:type="dxa" w:w="60"/>
+              <w:right w:type="dxa" w:w="90"/>
+            </w:tcMar>
+          </w:tcPr>
+          <w:p>
+            <w:pPr>
+              <w:spacing w:after="0" w:before="0"/>
+            </w:pPr>
+            <w:r>
+              <w:rPr>
+                <w:b/>
+                <w:bCs/>
+                <w:sz w:val="19"/>
+                <w:szCs w:val="19"/>
+              </w:rPr>
+              <w:t xml:space="preserve">Reviewer comment it answers</w:t>
+            </w:r>
+          </w:p>
+        </w:tc>
+        <w:tc>
+          <w:tcPr>
+            <w:tcW w:type="dxa" w:w="1251"/>
+            <w:tcBorders>
+              <w:top w:val="single" w:color="000000" w:sz="4"/>
+              <w:left w:val="single" w:color="000000" w:sz="4"/>
+              <w:bottom w:val="single" w:color="000000" w:sz="4"/>
+              <w:right w:val="single" w:color="000000" w:sz="4"/>
+            </w:tcBorders>
+            <w:shd w:fill="E7E6E6" w:color="auto" w:val="clear"/>
+            <w:tcMar>
+              <w:top w:type="dxa" w:w="60"/>
+              <w:left w:type="dxa" w:w="90"/>
+              <w:bottom w:type="dxa" w:w="60"/>
+              <w:right w:type="dxa" w:w="90"/>
+            </w:tcMar>
+          </w:tcPr>
+          <w:p>
+            <w:pPr>
+              <w:spacing w:after="0" w:before="0"/>
+            </w:pPr>
+            <w:r>
+              <w:rPr>
+                <w:b/>
+                <w:bCs/>
+                <w:sz w:val="19"/>
+                <w:szCs w:val="19"/>
+              </w:rPr>
+              <w:t xml:space="preserve">Where</w:t>
+            </w:r>
+          </w:p>
+        </w:tc>
+      </w:tr>
+      <w:tr>
+        <w:trPr>
+          <w:cantSplit w:val="false"/>
+          <w:tblHeader w:val="false"/>
+        </w:trPr>
+        <w:tc>
+          <w:tcPr>
+            <w:tcW w:type="dxa" w:w="4841"/>
+            <w:tcBorders>
+              <w:top w:val="single" w:color="000000" w:sz="4"/>
+              <w:left w:val="single" w:color="000000" w:sz="4"/>
+              <w:bottom w:val="single" w:color="000000" w:sz="4"/>
+              <w:right w:val="single" w:color="000000" w:sz="4"/>
+            </w:tcBorders>
+            <w:tcMar>
+              <w:top w:type="dxa" w:w="60"/>
+              <w:left w:type="dxa" w:w="90"/>
+              <w:bottom w:type="dxa" w:w="60"/>
+              <w:right w:type="dxa" w:w="90"/>
+            </w:tcMar>
+          </w:tcPr>
+          <w:p>
+            <w:pPr>
+              <w:spacing w:after="0" w:before="0"/>
+            </w:pPr>
+            <w:r>
+              <w:rPr>
+                <w:b w:val="false"/>
+                <w:bCs w:val="false"/>
+                <w:sz w:val="19"/>
+                <w:szCs w:val="19"/>
+              </w:rPr>
+              <w:t xml:space="preserve">Complete sentences for any line that states a fact, rule, condition, relationship, or action; fragments only for names, labels, and noun-phrase options</w:t>
+            </w:r>
+          </w:p>
+        </w:tc>
+        <w:tc>
+          <w:tcPr>
+            <w:tcW w:type="dxa" w:w="3988"/>
+            <w:tcBorders>
+              <w:top w:val="single" w:color="000000" w:sz="4"/>
+              <w:left w:val="single" w:color="000000" w:sz="4"/>
+              <w:bottom w:val="single" w:color="000000" w:sz="4"/>
+              <w:right w:val="single" w:color="000000" w:sz="4"/>
+            </w:tcBorders>
+            <w:tcMar>
+              <w:top w:type="dxa" w:w="60"/>
+              <w:left w:type="dxa" w:w="90"/>
+              <w:bottom w:type="dxa" w:w="60"/>
+              <w:right w:type="dxa" w:w="90"/>
+            </w:tcMar>
+          </w:tcPr>
+          <w:p>
+            <w:pPr>
+              <w:spacing w:after="0" w:before="0"/>
+            </w:pPr>
+            <w:r>
+              <w:rPr>
+                <w:b w:val="false"/>
+                <w:bCs w:val="false"/>
+                <w:sz w:val="19"/>
+                <w:szCs w:val="19"/>
+              </w:rPr>
+              <w:t xml:space="preserve">"Should use full sentences - otherwise it is difficult to understand and connect meaning"</w:t>
+            </w:r>
+          </w:p>
+        </w:tc>
+        <w:tc>
+          <w:tcPr>
+            <w:tcW w:type="dxa" w:w="1251"/>
+            <w:tcBorders>
+              <w:top w:val="single" w:color="000000" w:sz="4"/>
+              <w:left w:val="single" w:color="000000" w:sz="4"/>
+              <w:bottom w:val="single" w:color="000000" w:sz="4"/>
+              <w:right w:val="single" w:color="000000" w:sz="4"/>
+            </w:tcBorders>
+            <w:tcMar>
+              <w:top w:type="dxa" w:w="60"/>
+              <w:left w:type="dxa" w:w="90"/>
+              <w:bottom w:type="dxa" w:w="60"/>
+              <w:right w:type="dxa" w:w="90"/>
+            </w:tcMar>
+          </w:tcPr>
+          <w:p>
+            <w:pPr>
+              <w:spacing w:after="0" w:before="0"/>
+            </w:pPr>
+            <w:r>
+              <w:rPr>
+                <w:b w:val="false"/>
+                <w:bCs w:val="false"/>
+                <w:sz w:val="19"/>
+                <w:szCs w:val="19"/>
+              </w:rPr>
+              <w:t xml:space="preserve">T2.1; acceptance line 12</w:t>
+            </w:r>
+          </w:p>
+        </w:tc>
+      </w:tr>
+      <w:tr>
+        <w:trPr>
+          <w:cantSplit w:val="false"/>
+          <w:tblHeader w:val="false"/>
+        </w:trPr>
+        <w:tc>
+          <w:tcPr>
+            <w:tcW w:type="dxa" w:w="4841"/>
+            <w:tcBorders>
+              <w:top w:val="single" w:color="000000" w:sz="4"/>
+              <w:left w:val="single" w:color="000000" w:sz="4"/>
+              <w:bottom w:val="single" w:color="000000" w:sz="4"/>
+              <w:right w:val="single" w:color="000000" w:sz="4"/>
+            </w:tcBorders>
+            <w:tcMar>
+              <w:top w:type="dxa" w:w="60"/>
+              <w:left w:type="dxa" w:w="90"/>
+              <w:bottom w:type="dxa" w:w="60"/>
+              <w:right w:type="dxa" w:w="90"/>
+            </w:tcMar>
+          </w:tcPr>
+          <w:p>
+            <w:pPr>
+              <w:spacing w:after="0" w:before="0"/>
+            </w:pPr>
+            <w:r>
+              <w:rPr>
+                <w:b w:val="false"/>
+                <w:bCs w:val="false"/>
+                <w:sz w:val="19"/>
+                <w:szCs w:val="19"/>
+              </w:rPr>
+              <w:t xml:space="preserve">One slide, one term</w:t>
+            </w:r>
+          </w:p>
+        </w:tc>
+        <w:tc>
+          <w:tcPr>
+            <w:tcW w:type="dxa" w:w="3988"/>
+            <w:tcBorders>
+              <w:top w:val="single" w:color="000000" w:sz="4"/>
+              <w:left w:val="single" w:color="000000" w:sz="4"/>
+              <w:bottom w:val="single" w:color="000000" w:sz="4"/>
+              <w:right w:val="single" w:color="000000" w:sz="4"/>
+            </w:tcBorders>
+            <w:tcMar>
+              <w:top w:type="dxa" w:w="60"/>
+              <w:left w:type="dxa" w:w="90"/>
+              <w:bottom w:type="dxa" w:w="60"/>
+              <w:right w:type="dxa" w:w="90"/>
+            </w:tcMar>
+          </w:tcPr>
+          <w:p>
+            <w:pPr>
+              <w:spacing w:after="0" w:before="0"/>
+            </w:pPr>
+            <w:r>
+              <w:rPr>
+                <w:b w:val="false"/>
+                <w:bCs w:val="false"/>
+                <w:sz w:val="19"/>
+                <w:szCs w:val="19"/>
+              </w:rPr>
+              <w:t xml:space="preserve">"You call them stages and processes - which is it?"</w:t>
+            </w:r>
+          </w:p>
+        </w:tc>
+        <w:tc>
+          <w:tcPr>
+            <w:tcW w:type="dxa" w:w="1251"/>
+            <w:tcBorders>
+              <w:top w:val="single" w:color="000000" w:sz="4"/>
+              <w:left w:val="single" w:color="000000" w:sz="4"/>
+              <w:bottom w:val="single" w:color="000000" w:sz="4"/>
+              <w:right w:val="single" w:color="000000" w:sz="4"/>
+            </w:tcBorders>
+            <w:tcMar>
+              <w:top w:type="dxa" w:w="60"/>
+              <w:left w:type="dxa" w:w="90"/>
+              <w:bottom w:type="dxa" w:w="60"/>
+              <w:right w:type="dxa" w:w="90"/>
+            </w:tcMar>
+          </w:tcPr>
+          <w:p>
+            <w:pPr>
+              <w:spacing w:after="0" w:before="0"/>
+            </w:pPr>
+            <w:r>
+              <w:rPr>
+                <w:b w:val="false"/>
+                <w:bCs w:val="false"/>
+                <w:sz w:val="19"/>
+                <w:szCs w:val="19"/>
+              </w:rPr>
+              <w:t xml:space="preserve">T2.1; acceptance line 12</w:t>
+            </w:r>
+          </w:p>
+        </w:tc>
+      </w:tr>
+      <w:tr>
+        <w:trPr>
+          <w:cantSplit w:val="false"/>
+          <w:tblHeader w:val="false"/>
+        </w:trPr>
+        <w:tc>
+          <w:tcPr>
+            <w:tcW w:type="dxa" w:w="4841"/>
+            <w:tcBorders>
+              <w:top w:val="single" w:color="000000" w:sz="4"/>
+              <w:left w:val="single" w:color="000000" w:sz="4"/>
+              <w:bottom w:val="single" w:color="000000" w:sz="4"/>
+              <w:right w:val="single" w:color="000000" w:sz="4"/>
+            </w:tcBorders>
+            <w:tcMar>
+              <w:top w:type="dxa" w:w="60"/>
+              <w:left w:type="dxa" w:w="90"/>
+              <w:bottom w:type="dxa" w:w="60"/>
+              <w:right w:type="dxa" w:w="90"/>
+            </w:tcMar>
+          </w:tcPr>
+          <w:p>
+            <w:pPr>
+              <w:spacing w:after="0" w:before="0"/>
+            </w:pPr>
+            <w:r>
+              <w:rPr>
+                <w:b w:val="false"/>
+                <w:bCs w:val="false"/>
+                <w:sz w:val="19"/>
+                <w:szCs w:val="19"/>
+              </w:rPr>
+              <w:t xml:space="preserve">Slide Title column equals the Heading 1</w:t>
+            </w:r>
+          </w:p>
+        </w:tc>
+        <w:tc>
+          <w:tcPr>
+            <w:tcW w:type="dxa" w:w="3988"/>
+            <w:tcBorders>
+              <w:top w:val="single" w:color="000000" w:sz="4"/>
+              <w:left w:val="single" w:color="000000" w:sz="4"/>
+              <w:bottom w:val="single" w:color="000000" w:sz="4"/>
+              <w:right w:val="single" w:color="000000" w:sz="4"/>
+            </w:tcBorders>
+            <w:tcMar>
+              <w:top w:type="dxa" w:w="60"/>
+              <w:left w:type="dxa" w:w="90"/>
+              <w:bottom w:type="dxa" w:w="60"/>
+              <w:right w:type="dxa" w:w="90"/>
+            </w:tcMar>
+          </w:tcPr>
+          <w:p>
+            <w:pPr>
+              <w:spacing w:after="0" w:before="0"/>
+            </w:pPr>
+            <w:r>
+              <w:rPr>
+                <w:b w:val="false"/>
+                <w:bCs w:val="false"/>
+                <w:sz w:val="19"/>
+                <w:szCs w:val="19"/>
+              </w:rPr>
+              <w:t xml:space="preserve">"Titles should be the same"</w:t>
+            </w:r>
+          </w:p>
+        </w:tc>
+        <w:tc>
+          <w:tcPr>
+            <w:tcW w:type="dxa" w:w="1251"/>
+            <w:tcBorders>
+              <w:top w:val="single" w:color="000000" w:sz="4"/>
+              <w:left w:val="single" w:color="000000" w:sz="4"/>
+              <w:bottom w:val="single" w:color="000000" w:sz="4"/>
+              <w:right w:val="single" w:color="000000" w:sz="4"/>
+            </w:tcBorders>
+            <w:tcMar>
+              <w:top w:type="dxa" w:w="60"/>
+              <w:left w:type="dxa" w:w="90"/>
+              <w:bottom w:type="dxa" w:w="60"/>
+              <w:right w:type="dxa" w:w="90"/>
+            </w:tcMar>
+          </w:tcPr>
+          <w:p>
+            <w:pPr>
+              <w:spacing w:after="0" w:before="0"/>
+            </w:pPr>
+            <w:r>
+              <w:rPr>
+                <w:b w:val="false"/>
+                <w:bCs w:val="false"/>
+                <w:sz w:val="19"/>
+                <w:szCs w:val="19"/>
+              </w:rPr>
+              <w:t xml:space="preserve">F3.1; acceptance line 10</w:t>
+            </w:r>
+          </w:p>
+        </w:tc>
+      </w:tr>
+      <w:tr>
+        <w:trPr>
+          <w:cantSplit w:val="false"/>
+          <w:tblHeader w:val="false"/>
+        </w:trPr>
+        <w:tc>
+          <w:tcPr>
+            <w:tcW w:type="dxa" w:w="4841"/>
+            <w:tcBorders>
+              <w:top w:val="single" w:color="000000" w:sz="4"/>
+              <w:left w:val="single" w:color="000000" w:sz="4"/>
+              <w:bottom w:val="single" w:color="000000" w:sz="4"/>
+              <w:right w:val="single" w:color="000000" w:sz="4"/>
+            </w:tcBorders>
+            <w:tcMar>
+              <w:top w:type="dxa" w:w="60"/>
+              <w:left w:type="dxa" w:w="90"/>
+              <w:bottom w:type="dxa" w:w="60"/>
+              <w:right w:type="dxa" w:w="90"/>
+            </w:tcMar>
+          </w:tcPr>
+          <w:p>
+            <w:pPr>
+              <w:spacing w:after="0" w:before="0"/>
+            </w:pPr>
+            <w:r>
+              <w:rPr>
+                <w:b w:val="false"/>
+                <w:bCs w:val="false"/>
+                <w:sz w:val="19"/>
+                <w:szCs w:val="19"/>
+              </w:rPr>
+              <w:t xml:space="preserve">Teach by the job question: decision-type objectives are taught as a decision walk-through; comparison tables support, never replace, the worked example</w:t>
+            </w:r>
+          </w:p>
+        </w:tc>
+        <w:tc>
+          <w:tcPr>
+            <w:tcW w:type="dxa" w:w="3988"/>
+            <w:tcBorders>
+              <w:top w:val="single" w:color="000000" w:sz="4"/>
+              <w:left w:val="single" w:color="000000" w:sz="4"/>
+              <w:bottom w:val="single" w:color="000000" w:sz="4"/>
+              <w:right w:val="single" w:color="000000" w:sz="4"/>
+            </w:tcBorders>
+            <w:tcMar>
+              <w:top w:type="dxa" w:w="60"/>
+              <w:left w:type="dxa" w:w="90"/>
+              <w:bottom w:type="dxa" w:w="60"/>
+              <w:right w:type="dxa" w:w="90"/>
+            </w:tcMar>
+          </w:tcPr>
+          <w:p>
+            <w:pPr>
+              <w:spacing w:after="0" w:before="0"/>
+            </w:pPr>
+            <w:r>
+              <w:rPr>
+                <w:b w:val="false"/>
+                <w:bCs w:val="false"/>
+                <w:sz w:val="19"/>
+                <w:szCs w:val="19"/>
+              </w:rPr>
+              <w:t xml:space="preserve">"Consider restructuring the content around a workplace decision"; "not clear on when to use each one"</w:t>
+            </w:r>
+          </w:p>
+        </w:tc>
+        <w:tc>
+          <w:tcPr>
+            <w:tcW w:type="dxa" w:w="1251"/>
+            <w:tcBorders>
+              <w:top w:val="single" w:color="000000" w:sz="4"/>
+              <w:left w:val="single" w:color="000000" w:sz="4"/>
+              <w:bottom w:val="single" w:color="000000" w:sz="4"/>
+              <w:right w:val="single" w:color="000000" w:sz="4"/>
+            </w:tcBorders>
+            <w:tcMar>
+              <w:top w:type="dxa" w:w="60"/>
+              <w:left w:type="dxa" w:w="90"/>
+              <w:bottom w:type="dxa" w:w="60"/>
+              <w:right w:type="dxa" w:w="90"/>
+            </w:tcMar>
+          </w:tcPr>
+          <w:p>
+            <w:pPr>
+              <w:spacing w:after="0" w:before="0"/>
+            </w:pPr>
+            <w:r>
+              <w:rPr>
+                <w:b w:val="false"/>
+                <w:bCs w:val="false"/>
+                <w:sz w:val="19"/>
+                <w:szCs w:val="19"/>
+              </w:rPr>
+              <w:t xml:space="preserve">A2.5; A9.2; acceptance line 20</w:t>
+            </w:r>
+          </w:p>
+        </w:tc>
+      </w:tr>
+      <w:tr>
+        <w:trPr>
+          <w:cantSplit w:val="false"/>
+          <w:tblHeader w:val="false"/>
+        </w:trPr>
+        <w:tc>
+          <w:tcPr>
+            <w:tcW w:type="dxa" w:w="4841"/>
+            <w:tcBorders>
+              <w:top w:val="single" w:color="000000" w:sz="4"/>
+              <w:left w:val="single" w:color="000000" w:sz="4"/>
+              <w:bottom w:val="single" w:color="000000" w:sz="4"/>
+              <w:right w:val="single" w:color="000000" w:sz="4"/>
+            </w:tcBorders>
+            <w:tcMar>
+              <w:top w:type="dxa" w:w="60"/>
+              <w:left w:type="dxa" w:w="90"/>
+              <w:bottom w:type="dxa" w:w="60"/>
+              <w:right w:type="dxa" w:w="90"/>
+            </w:tcMar>
+          </w:tcPr>
+          <w:p>
+            <w:pPr>
+              <w:spacing w:after="0" w:before="0"/>
+            </w:pPr>
+            <w:r>
+              <w:rPr>
+                <w:b w:val="false"/>
+                <w:bCs w:val="false"/>
+                <w:sz w:val="19"/>
+                <w:szCs w:val="19"/>
+              </w:rPr>
+              <w:t xml:space="preserve">Stem before every practice or assessment activity</w:t>
+            </w:r>
+          </w:p>
+        </w:tc>
+        <w:tc>
+          <w:tcPr>
+            <w:tcW w:type="dxa" w:w="3988"/>
+            <w:tcBorders>
+              <w:top w:val="single" w:color="000000" w:sz="4"/>
+              <w:left w:val="single" w:color="000000" w:sz="4"/>
+              <w:bottom w:val="single" w:color="000000" w:sz="4"/>
+              <w:right w:val="single" w:color="000000" w:sz="4"/>
+            </w:tcBorders>
+            <w:tcMar>
+              <w:top w:type="dxa" w:w="60"/>
+              <w:left w:type="dxa" w:w="90"/>
+              <w:bottom w:type="dxa" w:w="60"/>
+              <w:right w:type="dxa" w:w="90"/>
+            </w:tcMar>
+          </w:tcPr>
+          <w:p>
+            <w:pPr>
+              <w:spacing w:after="0" w:before="0"/>
+            </w:pPr>
+            <w:r>
+              <w:rPr>
+                <w:b w:val="false"/>
+                <w:bCs w:val="false"/>
+                <w:sz w:val="19"/>
+                <w:szCs w:val="19"/>
+              </w:rPr>
+              <w:t xml:space="preserve">"What is the actual question stem? The intent of this activity is not immediately clear"</w:t>
+            </w:r>
+          </w:p>
+        </w:tc>
+        <w:tc>
+          <w:tcPr>
+            <w:tcW w:type="dxa" w:w="1251"/>
+            <w:tcBorders>
+              <w:top w:val="single" w:color="000000" w:sz="4"/>
+              <w:left w:val="single" w:color="000000" w:sz="4"/>
+              <w:bottom w:val="single" w:color="000000" w:sz="4"/>
+              <w:right w:val="single" w:color="000000" w:sz="4"/>
+            </w:tcBorders>
+            <w:tcMar>
+              <w:top w:type="dxa" w:w="60"/>
+              <w:left w:type="dxa" w:w="90"/>
+              <w:bottom w:type="dxa" w:w="60"/>
+              <w:right w:type="dxa" w:w="90"/>
+            </w:tcMar>
+          </w:tcPr>
+          <w:p>
+            <w:pPr>
+              <w:spacing w:after="0" w:before="0"/>
+            </w:pPr>
+            <w:r>
+              <w:rPr>
+                <w:b w:val="false"/>
+                <w:bCs w:val="false"/>
+                <w:sz w:val="19"/>
+                <w:szCs w:val="19"/>
+              </w:rPr>
+              <w:t xml:space="preserve">F5.1, F5.2, Appendix A; acceptance line 20</w:t>
+            </w:r>
+          </w:p>
+        </w:tc>
+      </w:tr>
+      <w:tr>
+        <w:trPr>
+          <w:cantSplit w:val="false"/>
+          <w:tblHeader w:val="false"/>
+        </w:trPr>
+        <w:tc>
+          <w:tcPr>
+            <w:tcW w:type="dxa" w:w="4841"/>
+            <w:tcBorders>
+              <w:top w:val="single" w:color="000000" w:sz="4"/>
+              <w:left w:val="single" w:color="000000" w:sz="4"/>
+              <w:bottom w:val="single" w:color="000000" w:sz="4"/>
+              <w:right w:val="single" w:color="000000" w:sz="4"/>
+            </w:tcBorders>
+            <w:tcMar>
+              <w:top w:type="dxa" w:w="60"/>
+              <w:left w:type="dxa" w:w="90"/>
+              <w:bottom w:type="dxa" w:w="60"/>
+              <w:right w:type="dxa" w:w="90"/>
+            </w:tcMar>
+          </w:tcPr>
+          <w:p>
+            <w:pPr>
+              <w:spacing w:after="0" w:before="0"/>
+            </w:pPr>
+            <w:r>
+              <w:rPr>
+                <w:b w:val="false"/>
+                <w:bCs w:val="false"/>
+                <w:sz w:val="19"/>
+                <w:szCs w:val="19"/>
+              </w:rPr>
+              <w:t xml:space="preserve">Plain-pair mappings using learner-visible names; no re-listing of items already in Text Content</w:t>
+            </w:r>
+          </w:p>
+        </w:tc>
+        <w:tc>
+          <w:tcPr>
+            <w:tcW w:type="dxa" w:w="3988"/>
+            <w:tcBorders>
+              <w:top w:val="single" w:color="000000" w:sz="4"/>
+              <w:left w:val="single" w:color="000000" w:sz="4"/>
+              <w:bottom w:val="single" w:color="000000" w:sz="4"/>
+              <w:right w:val="single" w:color="000000" w:sz="4"/>
+            </w:tcBorders>
+            <w:tcMar>
+              <w:top w:type="dxa" w:w="60"/>
+              <w:left w:type="dxa" w:w="90"/>
+              <w:bottom w:type="dxa" w:w="60"/>
+              <w:right w:type="dxa" w:w="90"/>
+            </w:tcMar>
+          </w:tcPr>
+          <w:p>
+            <w:pPr>
+              <w:spacing w:after="0" w:before="0"/>
+            </w:pPr>
+            <w:r>
+              <w:rPr>
+                <w:b w:val="false"/>
+                <w:bCs w:val="false"/>
+                <w:sz w:val="19"/>
+                <w:szCs w:val="19"/>
+              </w:rPr>
+              <w:t xml:space="preserve">"show this - no one has the time to try to figure out what this means"</w:t>
+            </w:r>
+          </w:p>
+        </w:tc>
+        <w:tc>
+          <w:tcPr>
+            <w:tcW w:type="dxa" w:w="1251"/>
+            <w:tcBorders>
+              <w:top w:val="single" w:color="000000" w:sz="4"/>
+              <w:left w:val="single" w:color="000000" w:sz="4"/>
+              <w:bottom w:val="single" w:color="000000" w:sz="4"/>
+              <w:right w:val="single" w:color="000000" w:sz="4"/>
+            </w:tcBorders>
+            <w:tcMar>
+              <w:top w:type="dxa" w:w="60"/>
+              <w:left w:type="dxa" w:w="90"/>
+              <w:bottom w:type="dxa" w:w="60"/>
+              <w:right w:type="dxa" w:w="90"/>
+            </w:tcMar>
+          </w:tcPr>
+          <w:p>
+            <w:pPr>
+              <w:spacing w:after="0" w:before="0"/>
+            </w:pPr>
+            <w:r>
+              <w:rPr>
+                <w:b w:val="false"/>
+                <w:bCs w:val="false"/>
+                <w:sz w:val="19"/>
+                <w:szCs w:val="19"/>
+              </w:rPr>
+              <w:t xml:space="preserve">A4.4; acceptance line 19</w:t>
+            </w:r>
+          </w:p>
+        </w:tc>
+      </w:tr>
+      <w:tr>
+        <w:trPr>
+          <w:cantSplit w:val="false"/>
+          <w:tblHeader w:val="false"/>
+        </w:trPr>
+        <w:tc>
+          <w:tcPr>
+            <w:tcW w:type="dxa" w:w="4841"/>
+            <w:tcBorders>
+              <w:top w:val="single" w:color="000000" w:sz="4"/>
+              <w:left w:val="single" w:color="000000" w:sz="4"/>
+              <w:bottom w:val="single" w:color="000000" w:sz="4"/>
+              <w:right w:val="single" w:color="000000" w:sz="4"/>
+            </w:tcBorders>
+            <w:tcMar>
+              <w:top w:type="dxa" w:w="60"/>
+              <w:left w:type="dxa" w:w="90"/>
+              <w:bottom w:type="dxa" w:w="60"/>
+              <w:right w:type="dxa" w:w="90"/>
+            </w:tcMar>
+          </w:tcPr>
+          <w:p>
+            <w:pPr>
+              <w:spacing w:after="0" w:before="0"/>
+            </w:pPr>
+            <w:r>
+              <w:rPr>
+                <w:b w:val="false"/>
+                <w:bCs w:val="false"/>
+                <w:sz w:val="19"/>
+                <w:szCs w:val="19"/>
+              </w:rPr>
+              <w:t xml:space="preserve">Behaviour fields (keyboard, focus, retry, reset, retained items, attempts, completion) are Development-owned and stay out of rows unless the slide is an exception</w:t>
+            </w:r>
+          </w:p>
+        </w:tc>
+        <w:tc>
+          <w:tcPr>
+            <w:tcW w:type="dxa" w:w="3988"/>
+            <w:tcBorders>
+              <w:top w:val="single" w:color="000000" w:sz="4"/>
+              <w:left w:val="single" w:color="000000" w:sz="4"/>
+              <w:bottom w:val="single" w:color="000000" w:sz="4"/>
+              <w:right w:val="single" w:color="000000" w:sz="4"/>
+            </w:tcBorders>
+            <w:tcMar>
+              <w:top w:type="dxa" w:w="60"/>
+              <w:left w:type="dxa" w:w="90"/>
+              <w:bottom w:type="dxa" w:w="60"/>
+              <w:right w:type="dxa" w:w="90"/>
+            </w:tcMar>
+          </w:tcPr>
+          <w:p>
+            <w:pPr>
+              <w:spacing w:after="0" w:before="0"/>
+            </w:pPr>
+            <w:r>
+              <w:rPr>
+                <w:b w:val="false"/>
+                <w:bCs w:val="false"/>
+                <w:sz w:val="19"/>
+                <w:szCs w:val="19"/>
+              </w:rPr>
+              <w:t xml:space="preserve">"Devs don't program this. Delete."; "it's already explained in the Dev notes at the top - no need to repeat here"</w:t>
+            </w:r>
+          </w:p>
+        </w:tc>
+        <w:tc>
+          <w:tcPr>
+            <w:tcW w:type="dxa" w:w="1251"/>
+            <w:tcBorders>
+              <w:top w:val="single" w:color="000000" w:sz="4"/>
+              <w:left w:val="single" w:color="000000" w:sz="4"/>
+              <w:bottom w:val="single" w:color="000000" w:sz="4"/>
+              <w:right w:val="single" w:color="000000" w:sz="4"/>
+            </w:tcBorders>
+            <w:tcMar>
+              <w:top w:type="dxa" w:w="60"/>
+              <w:left w:type="dxa" w:w="90"/>
+              <w:bottom w:type="dxa" w:w="60"/>
+              <w:right w:type="dxa" w:w="90"/>
+            </w:tcMar>
+          </w:tcPr>
+          <w:p>
+            <w:pPr>
+              <w:spacing w:after="0" w:before="0"/>
+            </w:pPr>
+            <w:r>
+              <w:rPr>
+                <w:b w:val="false"/>
+                <w:bCs w:val="false"/>
+                <w:sz w:val="19"/>
+                <w:szCs w:val="19"/>
+              </w:rPr>
+              <w:t xml:space="preserve">A4.2, A5.2; acceptance line 4</w:t>
+            </w:r>
+          </w:p>
+        </w:tc>
+      </w:tr>
+      <w:tr>
+        <w:trPr>
+          <w:cantSplit w:val="false"/>
+          <w:tblHeader w:val="false"/>
+        </w:trPr>
+        <w:tc>
+          <w:tcPr>
+            <w:tcW w:type="dxa" w:w="4841"/>
+            <w:tcBorders>
+              <w:top w:val="single" w:color="000000" w:sz="4"/>
+              <w:left w:val="single" w:color="000000" w:sz="4"/>
+              <w:bottom w:val="single" w:color="000000" w:sz="4"/>
+              <w:right w:val="single" w:color="000000" w:sz="4"/>
+            </w:tcBorders>
+            <w:tcMar>
+              <w:top w:type="dxa" w:w="60"/>
+              <w:left w:type="dxa" w:w="90"/>
+              <w:bottom w:type="dxa" w:w="60"/>
+              <w:right w:type="dxa" w:w="90"/>
+            </w:tcMar>
+          </w:tcPr>
+          <w:p>
+            <w:pPr>
+              <w:spacing w:after="0" w:before="0"/>
+            </w:pPr>
+            <w:r>
+              <w:rPr>
+                <w:b w:val="false"/>
+                <w:bCs w:val="false"/>
+                <w:sz w:val="19"/>
+                <w:szCs w:val="19"/>
+              </w:rPr>
+              <w:t xml:space="preserve">Attempts and Completion lines only when different from Developer Notes – All Slides</w:t>
+            </w:r>
+          </w:p>
+        </w:tc>
+        <w:tc>
+          <w:tcPr>
+            <w:tcW w:type="dxa" w:w="3988"/>
+            <w:tcBorders>
+              <w:top w:val="single" w:color="000000" w:sz="4"/>
+              <w:left w:val="single" w:color="000000" w:sz="4"/>
+              <w:bottom w:val="single" w:color="000000" w:sz="4"/>
+              <w:right w:val="single" w:color="000000" w:sz="4"/>
+            </w:tcBorders>
+            <w:tcMar>
+              <w:top w:type="dxa" w:w="60"/>
+              <w:left w:type="dxa" w:w="90"/>
+              <w:bottom w:type="dxa" w:w="60"/>
+              <w:right w:type="dxa" w:w="90"/>
+            </w:tcMar>
+          </w:tcPr>
+          <w:p>
+            <w:pPr>
+              <w:spacing w:after="0" w:before="0"/>
+            </w:pPr>
+            <w:r>
+              <w:rPr>
+                <w:b w:val="false"/>
+                <w:bCs w:val="false"/>
+                <w:sz w:val="19"/>
+                <w:szCs w:val="19"/>
+              </w:rPr>
+              <w:t xml:space="preserve">"if it's non-scoring why 2 attempts?"</w:t>
+            </w:r>
+          </w:p>
+        </w:tc>
+        <w:tc>
+          <w:tcPr>
+            <w:tcW w:type="dxa" w:w="1251"/>
+            <w:tcBorders>
+              <w:top w:val="single" w:color="000000" w:sz="4"/>
+              <w:left w:val="single" w:color="000000" w:sz="4"/>
+              <w:bottom w:val="single" w:color="000000" w:sz="4"/>
+              <w:right w:val="single" w:color="000000" w:sz="4"/>
+            </w:tcBorders>
+            <w:tcMar>
+              <w:top w:type="dxa" w:w="60"/>
+              <w:left w:type="dxa" w:w="90"/>
+              <w:bottom w:type="dxa" w:w="60"/>
+              <w:right w:type="dxa" w:w="90"/>
+            </w:tcMar>
+          </w:tcPr>
+          <w:p>
+            <w:pPr>
+              <w:spacing w:after="0" w:before="0"/>
+            </w:pPr>
+            <w:r>
+              <w:rPr>
+                <w:b w:val="false"/>
+                <w:bCs w:val="false"/>
+                <w:sz w:val="19"/>
+                <w:szCs w:val="19"/>
+              </w:rPr>
+              <w:t xml:space="preserve">A5.2, F5.2, Appendix A</w:t>
+            </w:r>
+          </w:p>
+        </w:tc>
+      </w:tr>
+      <w:tr>
+        <w:trPr>
+          <w:cantSplit w:val="false"/>
+          <w:tblHeader w:val="false"/>
+        </w:trPr>
+        <w:tc>
+          <w:tcPr>
+            <w:tcW w:type="dxa" w:w="4841"/>
+            <w:tcBorders>
+              <w:top w:val="single" w:color="000000" w:sz="4"/>
+              <w:left w:val="single" w:color="000000" w:sz="4"/>
+              <w:bottom w:val="single" w:color="000000" w:sz="4"/>
+              <w:right w:val="single" w:color="000000" w:sz="4"/>
+            </w:tcBorders>
+            <w:tcMar>
+              <w:top w:type="dxa" w:w="60"/>
+              <w:left w:type="dxa" w:w="90"/>
+              <w:bottom w:type="dxa" w:w="60"/>
+              <w:right w:type="dxa" w:w="90"/>
+            </w:tcMar>
+          </w:tcPr>
+          <w:p>
+            <w:pPr>
+              <w:spacing w:after="0" w:before="0"/>
+            </w:pPr>
+            <w:r>
+              <w:rPr>
+                <w:b w:val="false"/>
+                <w:bCs w:val="false"/>
+                <w:sz w:val="19"/>
+                <w:szCs w:val="19"/>
+              </w:rPr>
+              <w:t xml:space="preserve">Non-scored practice: Final Incorrect Feedback repeats the Correct Feedback when the component reveals the model answer</w:t>
+            </w:r>
+          </w:p>
+        </w:tc>
+        <w:tc>
+          <w:tcPr>
+            <w:tcW w:type="dxa" w:w="3988"/>
+            <w:tcBorders>
+              <w:top w:val="single" w:color="000000" w:sz="4"/>
+              <w:left w:val="single" w:color="000000" w:sz="4"/>
+              <w:bottom w:val="single" w:color="000000" w:sz="4"/>
+              <w:right w:val="single" w:color="000000" w:sz="4"/>
+            </w:tcBorders>
+            <w:tcMar>
+              <w:top w:type="dxa" w:w="60"/>
+              <w:left w:type="dxa" w:w="90"/>
+              <w:bottom w:type="dxa" w:w="60"/>
+              <w:right w:type="dxa" w:w="90"/>
+            </w:tcMar>
+          </w:tcPr>
+          <w:p>
+            <w:pPr>
+              <w:spacing w:after="0" w:before="0"/>
+            </w:pPr>
+            <w:r>
+              <w:rPr>
+                <w:b w:val="false"/>
+                <w:bCs w:val="false"/>
+                <w:sz w:val="19"/>
+                <w:szCs w:val="19"/>
+              </w:rPr>
+              <w:t xml:space="preserve">"The correct feedback and 2nd incorrect should be the same. There is no need to state what the matches are"</w:t>
+            </w:r>
+          </w:p>
+        </w:tc>
+        <w:tc>
+          <w:tcPr>
+            <w:tcW w:type="dxa" w:w="1251"/>
+            <w:tcBorders>
+              <w:top w:val="single" w:color="000000" w:sz="4"/>
+              <w:left w:val="single" w:color="000000" w:sz="4"/>
+              <w:bottom w:val="single" w:color="000000" w:sz="4"/>
+              <w:right w:val="single" w:color="000000" w:sz="4"/>
+            </w:tcBorders>
+            <w:tcMar>
+              <w:top w:type="dxa" w:w="60"/>
+              <w:left w:type="dxa" w:w="90"/>
+              <w:bottom w:type="dxa" w:w="60"/>
+              <w:right w:type="dxa" w:w="90"/>
+            </w:tcMar>
+          </w:tcPr>
+          <w:p>
+            <w:pPr>
+              <w:spacing w:after="0" w:before="0"/>
+            </w:pPr>
+            <w:r>
+              <w:rPr>
+                <w:b w:val="false"/>
+                <w:bCs w:val="false"/>
+                <w:sz w:val="19"/>
+                <w:szCs w:val="19"/>
+              </w:rPr>
+              <w:t xml:space="preserve">A5.2 (decision 15 below)</w:t>
+            </w:r>
+          </w:p>
+        </w:tc>
+      </w:tr>
+      <w:tr>
+        <w:trPr>
+          <w:cantSplit w:val="false"/>
+          <w:tblHeader w:val="false"/>
+        </w:trPr>
+        <w:tc>
+          <w:tcPr>
+            <w:tcW w:type="dxa" w:w="4841"/>
+            <w:tcBorders>
+              <w:top w:val="single" w:color="000000" w:sz="4"/>
+              <w:left w:val="single" w:color="000000" w:sz="4"/>
+              <w:bottom w:val="single" w:color="000000" w:sz="4"/>
+              <w:right w:val="single" w:color="000000" w:sz="4"/>
+            </w:tcBorders>
+            <w:tcMar>
+              <w:top w:type="dxa" w:w="60"/>
+              <w:left w:type="dxa" w:w="90"/>
+              <w:bottom w:type="dxa" w:w="60"/>
+              <w:right w:type="dxa" w:w="90"/>
+            </w:tcMar>
+          </w:tcPr>
+          <w:p>
+            <w:pPr>
+              <w:spacing w:after="0" w:before="0"/>
+            </w:pPr>
+            <w:r>
+              <w:rPr>
+                <w:b w:val="false"/>
+                <w:bCs w:val="false"/>
+                <w:sz w:val="19"/>
+                <w:szCs w:val="19"/>
+              </w:rPr>
+              <w:t xml:space="preserve">Mock-up for any layout with more than five objects or a non-obvious arrangement</w:t>
+            </w:r>
+          </w:p>
+        </w:tc>
+        <w:tc>
+          <w:tcPr>
+            <w:tcW w:type="dxa" w:w="3988"/>
+            <w:tcBorders>
+              <w:top w:val="single" w:color="000000" w:sz="4"/>
+              <w:left w:val="single" w:color="000000" w:sz="4"/>
+              <w:bottom w:val="single" w:color="000000" w:sz="4"/>
+              <w:right w:val="single" w:color="000000" w:sz="4"/>
+            </w:tcBorders>
+            <w:tcMar>
+              <w:top w:type="dxa" w:w="60"/>
+              <w:left w:type="dxa" w:w="90"/>
+              <w:bottom w:type="dxa" w:w="60"/>
+              <w:right w:type="dxa" w:w="90"/>
+            </w:tcMar>
+          </w:tcPr>
+          <w:p>
+            <w:pPr>
+              <w:spacing w:after="0" w:before="0"/>
+            </w:pPr>
+            <w:r>
+              <w:rPr>
+                <w:b w:val="false"/>
+                <w:bCs w:val="false"/>
+                <w:sz w:val="19"/>
+                <w:szCs w:val="19"/>
+              </w:rPr>
+              <w:t xml:space="preserve">"So you have a visual of how you want them to arrange the processes?"</w:t>
+            </w:r>
+          </w:p>
+        </w:tc>
+        <w:tc>
+          <w:tcPr>
+            <w:tcW w:type="dxa" w:w="1251"/>
+            <w:tcBorders>
+              <w:top w:val="single" w:color="000000" w:sz="4"/>
+              <w:left w:val="single" w:color="000000" w:sz="4"/>
+              <w:bottom w:val="single" w:color="000000" w:sz="4"/>
+              <w:right w:val="single" w:color="000000" w:sz="4"/>
+            </w:tcBorders>
+            <w:tcMar>
+              <w:top w:type="dxa" w:w="60"/>
+              <w:left w:type="dxa" w:w="90"/>
+              <w:bottom w:type="dxa" w:w="60"/>
+              <w:right w:type="dxa" w:w="90"/>
+            </w:tcMar>
+          </w:tcPr>
+          <w:p>
+            <w:pPr>
+              <w:spacing w:after="0" w:before="0"/>
+            </w:pPr>
+            <w:r>
+              <w:rPr>
+                <w:b w:val="false"/>
+                <w:bCs w:val="false"/>
+                <w:sz w:val="19"/>
+                <w:szCs w:val="19"/>
+              </w:rPr>
+              <w:t xml:space="preserve">F4; acceptance line 26</w:t>
+            </w:r>
+          </w:p>
+        </w:tc>
+      </w:tr>
+      <w:tr>
+        <w:trPr>
+          <w:cantSplit w:val="false"/>
+          <w:tblHeader w:val="false"/>
+        </w:trPr>
+        <w:tc>
+          <w:tcPr>
+            <w:tcW w:type="dxa" w:w="4841"/>
+            <w:tcBorders>
+              <w:top w:val="single" w:color="000000" w:sz="4"/>
+              <w:left w:val="single" w:color="000000" w:sz="4"/>
+              <w:bottom w:val="single" w:color="000000" w:sz="4"/>
+              <w:right w:val="single" w:color="000000" w:sz="4"/>
+            </w:tcBorders>
+            <w:tcMar>
+              <w:top w:type="dxa" w:w="60"/>
+              <w:left w:type="dxa" w:w="90"/>
+              <w:bottom w:type="dxa" w:w="60"/>
+              <w:right w:type="dxa" w:w="90"/>
+            </w:tcMar>
+          </w:tcPr>
+          <w:p>
+            <w:pPr>
+              <w:spacing w:after="0" w:before="0"/>
+            </w:pPr>
+            <w:r>
+              <w:rPr>
+                <w:b w:val="false"/>
+                <w:bCs w:val="false"/>
+                <w:sz w:val="19"/>
+                <w:szCs w:val="19"/>
+              </w:rPr>
+              <w:t xml:space="preserve">Objective derivation procedure with a domain-neutral worked example</w:t>
+            </w:r>
+          </w:p>
+        </w:tc>
+        <w:tc>
+          <w:tcPr>
+            <w:tcW w:type="dxa" w:w="3988"/>
+            <w:tcBorders>
+              <w:top w:val="single" w:color="000000" w:sz="4"/>
+              <w:left w:val="single" w:color="000000" w:sz="4"/>
+              <w:bottom w:val="single" w:color="000000" w:sz="4"/>
+              <w:right w:val="single" w:color="000000" w:sz="4"/>
+            </w:tcBorders>
+            <w:tcMar>
+              <w:top w:type="dxa" w:w="60"/>
+              <w:left w:type="dxa" w:w="90"/>
+              <w:bottom w:type="dxa" w:w="60"/>
+              <w:right w:type="dxa" w:w="90"/>
+            </w:tcMar>
+          </w:tcPr>
+          <w:p>
+            <w:pPr>
+              <w:spacing w:after="0" w:before="0"/>
+            </w:pPr>
+            <w:r>
+              <w:rPr>
+                <w:b w:val="false"/>
+                <w:bCs w:val="false"/>
+                <w:sz w:val="19"/>
+                <w:szCs w:val="19"/>
+              </w:rPr>
+              <w:t xml:space="preserve">Question on how the generator gets from a job requirement to progressive, task-based objectives</w:t>
+            </w:r>
+          </w:p>
+        </w:tc>
+        <w:tc>
+          <w:tcPr>
+            <w:tcW w:type="dxa" w:w="1251"/>
+            <w:tcBorders>
+              <w:top w:val="single" w:color="000000" w:sz="4"/>
+              <w:left w:val="single" w:color="000000" w:sz="4"/>
+              <w:bottom w:val="single" w:color="000000" w:sz="4"/>
+              <w:right w:val="single" w:color="000000" w:sz="4"/>
+            </w:tcBorders>
+            <w:tcMar>
+              <w:top w:type="dxa" w:w="60"/>
+              <w:left w:type="dxa" w:w="90"/>
+              <w:bottom w:type="dxa" w:w="60"/>
+              <w:right w:type="dxa" w:w="90"/>
+            </w:tcMar>
+          </w:tcPr>
+          <w:p>
+            <w:pPr>
+              <w:spacing w:after="0" w:before="0"/>
+            </w:pPr>
+            <w:r>
+              <w:rPr>
+                <w:b w:val="false"/>
+                <w:bCs w:val="false"/>
+                <w:sz w:val="19"/>
+                <w:szCs w:val="19"/>
+              </w:rPr>
+              <w:t xml:space="preserve">A1.3</w:t>
+            </w:r>
+          </w:p>
+        </w:tc>
+      </w:tr>
+      <w:tr>
+        <w:trPr>
+          <w:cantSplit w:val="false"/>
+          <w:tblHeader w:val="false"/>
+        </w:trPr>
+        <w:tc>
+          <w:tcPr>
+            <w:tcW w:type="dxa" w:w="4841"/>
+            <w:tcBorders>
+              <w:top w:val="single" w:color="000000" w:sz="4"/>
+              <w:left w:val="single" w:color="000000" w:sz="4"/>
+              <w:bottom w:val="single" w:color="000000" w:sz="4"/>
+              <w:right w:val="single" w:color="000000" w:sz="4"/>
+            </w:tcBorders>
+            <w:tcMar>
+              <w:top w:type="dxa" w:w="60"/>
+              <w:left w:type="dxa" w:w="90"/>
+              <w:bottom w:type="dxa" w:w="60"/>
+              <w:right w:type="dxa" w:w="90"/>
+            </w:tcMar>
+          </w:tcPr>
+          <w:p>
+            <w:pPr>
+              <w:spacing w:after="0" w:before="0"/>
+            </w:pPr>
+            <w:r>
+              <w:rPr>
+                <w:b w:val="false"/>
+                <w:bCs w:val="false"/>
+                <w:sz w:val="19"/>
+                <w:szCs w:val="19"/>
+              </w:rPr>
+              <w:t xml:space="preserve">Three readers (learner, client reviewer, developer) and known failure patterns</w:t>
+            </w:r>
+          </w:p>
+        </w:tc>
+        <w:tc>
+          <w:tcPr>
+            <w:tcW w:type="dxa" w:w="3988"/>
+            <w:tcBorders>
+              <w:top w:val="single" w:color="000000" w:sz="4"/>
+              <w:left w:val="single" w:color="000000" w:sz="4"/>
+              <w:bottom w:val="single" w:color="000000" w:sz="4"/>
+              <w:right w:val="single" w:color="000000" w:sz="4"/>
+            </w:tcBorders>
+            <w:tcMar>
+              <w:top w:type="dxa" w:w="60"/>
+              <w:left w:type="dxa" w:w="90"/>
+              <w:bottom w:type="dxa" w:w="60"/>
+              <w:right w:type="dxa" w:w="90"/>
+            </w:tcMar>
+          </w:tcPr>
+          <w:p>
+            <w:pPr>
+              <w:spacing w:after="0" w:before="0"/>
+            </w:pPr>
+            <w:r>
+              <w:rPr>
+                <w:b w:val="false"/>
+                <w:bCs w:val="false"/>
+                <w:sz w:val="19"/>
+                <w:szCs w:val="19"/>
+              </w:rPr>
+              <w:t xml:space="preserve">Context for all of the above</w:t>
+            </w:r>
+          </w:p>
+        </w:tc>
+        <w:tc>
+          <w:tcPr>
+            <w:tcW w:type="dxa" w:w="1251"/>
+            <w:tcBorders>
+              <w:top w:val="single" w:color="000000" w:sz="4"/>
+              <w:left w:val="single" w:color="000000" w:sz="4"/>
+              <w:bottom w:val="single" w:color="000000" w:sz="4"/>
+              <w:right w:val="single" w:color="000000" w:sz="4"/>
+            </w:tcBorders>
+            <w:tcMar>
+              <w:top w:type="dxa" w:w="60"/>
+              <w:left w:type="dxa" w:w="90"/>
+              <w:bottom w:type="dxa" w:w="60"/>
+              <w:right w:type="dxa" w:w="90"/>
+            </w:tcMar>
+          </w:tcPr>
+          <w:p>
+            <w:pPr>
+              <w:spacing w:after="0" w:before="0"/>
+            </w:pPr>
+            <w:r>
+              <w:rPr>
+                <w:b w:val="false"/>
+                <w:bCs w:val="false"/>
+                <w:sz w:val="19"/>
+                <w:szCs w:val="19"/>
+              </w:rPr>
+              <w:t xml:space="preserve">T1, C5, R</w:t>
+            </w:r>
+          </w:p>
+        </w:tc>
+      </w:tr>
+    </w:tbl>
+    <w:p>
+      <w:pPr>
+        <w:spacing w:after="120" w:before="0"/>
+      </w:pPr>
+    </w:p>
+    <w:p>
+      <w:pPr>
+        <w:pStyle w:val="Heading2"/>
+        <w:keepNext/>
+      </w:pPr>
+      <w:r>
+        <w:t xml:space="preserve">Decisions taken in v3.3</w:t>
+      </w:r>
+    </w:p>
+    <w:tbl>
+      <w:tblPr>
+        <w:tblW w:type="dxa" w:w="10080"/>
+        <w:tblBorders>
+          <w:top w:val="single" w:color="auto" w:sz="4"/>
+          <w:left w:val="single" w:color="auto" w:sz="4"/>
+          <w:bottom w:val="single" w:color="auto" w:sz="4"/>
+          <w:right w:val="single" w:color="auto" w:sz="4"/>
+          <w:insideH w:val="single" w:color="auto" w:sz="4"/>
+          <w:insideV w:val="single" w:color="auto" w:sz="4"/>
+        </w:tblBorders>
+      </w:tblPr>
+      <w:tblGrid>
+        <w:gridCol w:w="878"/>
+        <w:gridCol w:w="8324"/>
+        <w:gridCol w:w="878"/>
+      </w:tblGrid>
+      <w:tr>
+        <w:trPr>
+          <w:cantSplit w:val="false"/>
+          <w:tblHeader/>
+        </w:trPr>
+        <w:tc>
+          <w:tcPr>
+            <w:tcW w:type="dxa" w:w="878"/>
+            <w:tcBorders>
+              <w:top w:val="single" w:color="000000" w:sz="4"/>
+              <w:left w:val="single" w:color="000000" w:sz="4"/>
+              <w:bottom w:val="single" w:color="000000" w:sz="4"/>
+              <w:right w:val="single" w:color="000000" w:sz="4"/>
+            </w:tcBorders>
+            <w:shd w:fill="E7E6E6" w:color="auto" w:val="clear"/>
+            <w:tcMar>
+              <w:top w:type="dxa" w:w="60"/>
+              <w:left w:type="dxa" w:w="90"/>
+              <w:bottom w:type="dxa" w:w="60"/>
+              <w:right w:type="dxa" w:w="90"/>
+            </w:tcMar>
+          </w:tcPr>
+          <w:p>
+            <w:pPr>
+              <w:spacing w:after="0" w:before="0"/>
+            </w:pPr>
+            <w:r>
+              <w:rPr>
+                <w:b/>
+                <w:bCs/>
+                <w:sz w:val="19"/>
+                <w:szCs w:val="19"/>
+              </w:rPr>
+              <w:t xml:space="preserve">#</w:t>
+            </w:r>
+          </w:p>
+        </w:tc>
+        <w:tc>
+          <w:tcPr>
+            <w:tcW w:type="dxa" w:w="8324"/>
+            <w:tcBorders>
+              <w:top w:val="single" w:color="000000" w:sz="4"/>
+              <w:left w:val="single" w:color="000000" w:sz="4"/>
+              <w:bottom w:val="single" w:color="000000" w:sz="4"/>
+              <w:right w:val="single" w:color="000000" w:sz="4"/>
+            </w:tcBorders>
+            <w:shd w:fill="E7E6E6" w:color="auto" w:val="clear"/>
+            <w:tcMar>
+              <w:top w:type="dxa" w:w="60"/>
+              <w:left w:type="dxa" w:w="90"/>
+              <w:bottom w:type="dxa" w:w="60"/>
+              <w:right w:type="dxa" w:w="90"/>
+            </w:tcMar>
+          </w:tcPr>
+          <w:p>
+            <w:pPr>
+              <w:spacing w:after="0" w:before="0"/>
+            </w:pPr>
+            <w:r>
+              <w:rPr>
+                <w:b/>
+                <w:bCs/>
+                <w:sz w:val="19"/>
+                <w:szCs w:val="19"/>
+              </w:rPr>
+              <w:t xml:space="preserve">Decision</w:t>
+            </w:r>
+          </w:p>
+        </w:tc>
+        <w:tc>
+          <w:tcPr>
+            <w:tcW w:type="dxa" w:w="878"/>
+            <w:tcBorders>
+              <w:top w:val="single" w:color="000000" w:sz="4"/>
+              <w:left w:val="single" w:color="000000" w:sz="4"/>
+              <w:bottom w:val="single" w:color="000000" w:sz="4"/>
+              <w:right w:val="single" w:color="000000" w:sz="4"/>
+            </w:tcBorders>
+            <w:shd w:fill="E7E6E6" w:color="auto" w:val="clear"/>
+            <w:tcMar>
+              <w:top w:type="dxa" w:w="60"/>
+              <w:left w:type="dxa" w:w="90"/>
+              <w:bottom w:type="dxa" w:w="60"/>
+              <w:right w:type="dxa" w:w="90"/>
+            </w:tcMar>
+          </w:tcPr>
+          <w:p>
+            <w:pPr>
+              <w:spacing w:after="0" w:before="0"/>
+            </w:pPr>
+            <w:r>
+              <w:rPr>
+                <w:b/>
+                <w:bCs/>
+                <w:sz w:val="19"/>
+                <w:szCs w:val="19"/>
+              </w:rPr>
+              <w:t xml:space="preserve">Where to reverse it</w:t>
+            </w:r>
+          </w:p>
+        </w:tc>
+      </w:tr>
+      <w:tr>
+        <w:trPr>
+          <w:cantSplit w:val="false"/>
+          <w:tblHeader w:val="false"/>
+        </w:trPr>
+        <w:tc>
+          <w:tcPr>
+            <w:tcW w:type="dxa" w:w="878"/>
+            <w:tcBorders>
+              <w:top w:val="single" w:color="000000" w:sz="4"/>
+              <w:left w:val="single" w:color="000000" w:sz="4"/>
+              <w:bottom w:val="single" w:color="000000" w:sz="4"/>
+              <w:right w:val="single" w:color="000000" w:sz="4"/>
+            </w:tcBorders>
+            <w:tcMar>
+              <w:top w:type="dxa" w:w="60"/>
+              <w:left w:type="dxa" w:w="90"/>
+              <w:bottom w:type="dxa" w:w="60"/>
+              <w:right w:type="dxa" w:w="90"/>
+            </w:tcMar>
+          </w:tcPr>
+          <w:p>
+            <w:pPr>
+              <w:spacing w:after="0" w:before="0"/>
+            </w:pPr>
+            <w:r>
+              <w:rPr>
+                <w:b w:val="false"/>
+                <w:bCs w:val="false"/>
+                <w:sz w:val="19"/>
+                <w:szCs w:val="19"/>
+              </w:rPr>
+              <w:t xml:space="preserve">15</w:t>
+            </w:r>
+          </w:p>
+        </w:tc>
+        <w:tc>
+          <w:tcPr>
+            <w:tcW w:type="dxa" w:w="8324"/>
+            <w:tcBorders>
+              <w:top w:val="single" w:color="000000" w:sz="4"/>
+              <w:left w:val="single" w:color="000000" w:sz="4"/>
+              <w:bottom w:val="single" w:color="000000" w:sz="4"/>
+              <w:right w:val="single" w:color="000000" w:sz="4"/>
+            </w:tcBorders>
+            <w:tcMar>
+              <w:top w:type="dxa" w:w="60"/>
+              <w:left w:type="dxa" w:w="90"/>
+              <w:bottom w:type="dxa" w:w="60"/>
+              <w:right w:type="dxa" w:w="90"/>
+            </w:tcMar>
+          </w:tcPr>
+          <w:p>
+            <w:pPr>
+              <w:spacing w:after="0" w:before="0"/>
+            </w:pPr>
+            <w:r>
+              <w:rPr>
+                <w:b w:val="false"/>
+                <w:bCs w:val="false"/>
+                <w:sz w:val="19"/>
+                <w:szCs w:val="19"/>
+              </w:rPr>
+              <w:t xml:space="preserve">For non-scored practice, when the component reveals the model answer after the final attempt (assumed for DominKnow matching, sorting, and sequence), Final Incorrect Feedback uses the Correct Feedback text and does not restate the answer. Scored questions still state the exact correct answer. If Development confirms the components do not reveal the model answer, delete the reveal clause in A5.2.</w:t>
+            </w:r>
+          </w:p>
+        </w:tc>
+        <w:tc>
+          <w:tcPr>
+            <w:tcW w:type="dxa" w:w="878"/>
+            <w:tcBorders>
+              <w:top w:val="single" w:color="000000" w:sz="4"/>
+              <w:left w:val="single" w:color="000000" w:sz="4"/>
+              <w:bottom w:val="single" w:color="000000" w:sz="4"/>
+              <w:right w:val="single" w:color="000000" w:sz="4"/>
+            </w:tcBorders>
+            <w:tcMar>
+              <w:top w:type="dxa" w:w="60"/>
+              <w:left w:type="dxa" w:w="90"/>
+              <w:bottom w:type="dxa" w:w="60"/>
+              <w:right w:type="dxa" w:w="90"/>
+            </w:tcMar>
+          </w:tcPr>
+          <w:p>
+            <w:pPr>
+              <w:spacing w:after="0" w:before="0"/>
+            </w:pPr>
+            <w:r>
+              <w:rPr>
+                <w:b w:val="false"/>
+                <w:bCs w:val="false"/>
+                <w:sz w:val="19"/>
+                <w:szCs w:val="19"/>
+              </w:rPr>
+              <w:t xml:space="preserve">A5.2</w:t>
+            </w:r>
+          </w:p>
+        </w:tc>
+      </w:tr>
+      <w:tr>
+        <w:trPr>
+          <w:cantSplit w:val="false"/>
+          <w:tblHeader w:val="false"/>
+        </w:trPr>
+        <w:tc>
+          <w:tcPr>
+            <w:tcW w:type="dxa" w:w="878"/>
+            <w:tcBorders>
+              <w:top w:val="single" w:color="000000" w:sz="4"/>
+              <w:left w:val="single" w:color="000000" w:sz="4"/>
+              <w:bottom w:val="single" w:color="000000" w:sz="4"/>
+              <w:right w:val="single" w:color="000000" w:sz="4"/>
+            </w:tcBorders>
+            <w:tcMar>
+              <w:top w:type="dxa" w:w="60"/>
+              <w:left w:type="dxa" w:w="90"/>
+              <w:bottom w:type="dxa" w:w="60"/>
+              <w:right w:type="dxa" w:w="90"/>
+            </w:tcMar>
+          </w:tcPr>
+          <w:p>
+            <w:pPr>
+              <w:spacing w:after="0" w:before="0"/>
+            </w:pPr>
+            <w:r>
+              <w:rPr>
+                <w:b w:val="false"/>
+                <w:bCs w:val="false"/>
+                <w:sz w:val="19"/>
+                <w:szCs w:val="19"/>
+              </w:rPr>
+              <w:t xml:space="preserve">16</w:t>
+            </w:r>
+          </w:p>
+        </w:tc>
+        <w:tc>
+          <w:tcPr>
+            <w:tcW w:type="dxa" w:w="8324"/>
+            <w:tcBorders>
+              <w:top w:val="single" w:color="000000" w:sz="4"/>
+              <w:left w:val="single" w:color="000000" w:sz="4"/>
+              <w:bottom w:val="single" w:color="000000" w:sz="4"/>
+              <w:right w:val="single" w:color="000000" w:sz="4"/>
+            </w:tcBorders>
+            <w:tcMar>
+              <w:top w:type="dxa" w:w="60"/>
+              <w:left w:type="dxa" w:w="90"/>
+              <w:bottom w:type="dxa" w:w="60"/>
+              <w:right w:type="dxa" w:w="90"/>
+            </w:tcMar>
+          </w:tcPr>
+          <w:p>
+            <w:pPr>
+              <w:spacing w:after="0" w:before="0"/>
+            </w:pPr>
+            <w:r>
+              <w:rPr>
+                <w:b w:val="false"/>
+                <w:bCs w:val="false"/>
+                <w:sz w:val="19"/>
+                <w:szCs w:val="19"/>
+              </w:rPr>
+              <w:t xml:space="preserve">Non-scored practice follows the Developer Notes – All Slides attempt convention unless intake 26E supplies a practice convention. If the client wants unlimited or single-attempt practice, state it in 26E.</w:t>
+            </w:r>
+          </w:p>
+        </w:tc>
+        <w:tc>
+          <w:tcPr>
+            <w:tcW w:type="dxa" w:w="878"/>
+            <w:tcBorders>
+              <w:top w:val="single" w:color="000000" w:sz="4"/>
+              <w:left w:val="single" w:color="000000" w:sz="4"/>
+              <w:bottom w:val="single" w:color="000000" w:sz="4"/>
+              <w:right w:val="single" w:color="000000" w:sz="4"/>
+            </w:tcBorders>
+            <w:tcMar>
+              <w:top w:type="dxa" w:w="60"/>
+              <w:left w:type="dxa" w:w="90"/>
+              <w:bottom w:type="dxa" w:w="60"/>
+              <w:right w:type="dxa" w:w="90"/>
+            </w:tcMar>
+          </w:tcPr>
+          <w:p>
+            <w:pPr>
+              <w:spacing w:after="0" w:before="0"/>
+            </w:pPr>
+            <w:r>
+              <w:rPr>
+                <w:b w:val="false"/>
+                <w:bCs w:val="false"/>
+                <w:sz w:val="19"/>
+                <w:szCs w:val="19"/>
+              </w:rPr>
+              <w:t xml:space="preserve">A5.2</w:t>
+            </w:r>
+          </w:p>
+        </w:tc>
+      </w:tr>
+      <w:tr>
+        <w:trPr>
+          <w:cantSplit w:val="false"/>
+          <w:tblHeader w:val="false"/>
+        </w:trPr>
+        <w:tc>
+          <w:tcPr>
+            <w:tcW w:type="dxa" w:w="878"/>
+            <w:tcBorders>
+              <w:top w:val="single" w:color="000000" w:sz="4"/>
+              <w:left w:val="single" w:color="000000" w:sz="4"/>
+              <w:bottom w:val="single" w:color="000000" w:sz="4"/>
+              <w:right w:val="single" w:color="000000" w:sz="4"/>
+            </w:tcBorders>
+            <w:tcMar>
+              <w:top w:type="dxa" w:w="60"/>
+              <w:left w:type="dxa" w:w="90"/>
+              <w:bottom w:type="dxa" w:w="60"/>
+              <w:right w:type="dxa" w:w="90"/>
+            </w:tcMar>
+          </w:tcPr>
+          <w:p>
+            <w:pPr>
+              <w:spacing w:after="0" w:before="0"/>
+            </w:pPr>
+            <w:r>
+              <w:rPr>
+                <w:b w:val="false"/>
+                <w:bCs w:val="false"/>
+                <w:sz w:val="19"/>
+                <w:szCs w:val="19"/>
+              </w:rPr>
+              <w:t xml:space="preserve">17</w:t>
+            </w:r>
+          </w:p>
+        </w:tc>
+        <w:tc>
+          <w:tcPr>
+            <w:tcW w:type="dxa" w:w="8324"/>
+            <w:tcBorders>
+              <w:top w:val="single" w:color="000000" w:sz="4"/>
+              <w:left w:val="single" w:color="000000" w:sz="4"/>
+              <w:bottom w:val="single" w:color="000000" w:sz="4"/>
+              <w:right w:val="single" w:color="000000" w:sz="4"/>
+            </w:tcBorders>
+            <w:tcMar>
+              <w:top w:type="dxa" w:w="60"/>
+              <w:left w:type="dxa" w:w="90"/>
+              <w:bottom w:type="dxa" w:w="60"/>
+              <w:right w:type="dxa" w:w="90"/>
+            </w:tcMar>
+          </w:tcPr>
+          <w:p>
+            <w:pPr>
+              <w:spacing w:after="0" w:before="0"/>
+            </w:pPr>
+            <w:r>
+              <w:rPr>
+                <w:b w:val="false"/>
+                <w:bCs w:val="false"/>
+                <w:sz w:val="19"/>
+                <w:szCs w:val="19"/>
+              </w:rPr>
+              <w:t xml:space="preserve">Behaviour fields default to the Development standard and are never marked for Development confirmation in a row; an undocumented behaviour is recorded in the Internal Slide Notes instead.</w:t>
+            </w:r>
+          </w:p>
+        </w:tc>
+        <w:tc>
+          <w:tcPr>
+            <w:tcW w:type="dxa" w:w="878"/>
+            <w:tcBorders>
+              <w:top w:val="single" w:color="000000" w:sz="4"/>
+              <w:left w:val="single" w:color="000000" w:sz="4"/>
+              <w:bottom w:val="single" w:color="000000" w:sz="4"/>
+              <w:right w:val="single" w:color="000000" w:sz="4"/>
+            </w:tcBorders>
+            <w:tcMar>
+              <w:top w:type="dxa" w:w="60"/>
+              <w:left w:type="dxa" w:w="90"/>
+              <w:bottom w:type="dxa" w:w="60"/>
+              <w:right w:type="dxa" w:w="90"/>
+            </w:tcMar>
+          </w:tcPr>
+          <w:p>
+            <w:pPr>
+              <w:spacing w:after="0" w:before="0"/>
+            </w:pPr>
+            <w:r>
+              <w:rPr>
+                <w:b w:val="false"/>
+                <w:bCs w:val="false"/>
+                <w:sz w:val="19"/>
+                <w:szCs w:val="19"/>
+              </w:rPr>
+              <w:t xml:space="preserve">A4.2, A5.2</w:t>
+            </w:r>
+          </w:p>
+        </w:tc>
+      </w:tr>
+      <w:tr>
+        <w:trPr>
+          <w:cantSplit w:val="false"/>
+          <w:tblHeader w:val="false"/>
+        </w:trPr>
+        <w:tc>
+          <w:tcPr>
+            <w:tcW w:type="dxa" w:w="878"/>
+            <w:tcBorders>
+              <w:top w:val="single" w:color="000000" w:sz="4"/>
+              <w:left w:val="single" w:color="000000" w:sz="4"/>
+              <w:bottom w:val="single" w:color="000000" w:sz="4"/>
+              <w:right w:val="single" w:color="000000" w:sz="4"/>
+            </w:tcBorders>
+            <w:tcMar>
+              <w:top w:type="dxa" w:w="60"/>
+              <w:left w:type="dxa" w:w="90"/>
+              <w:bottom w:type="dxa" w:w="60"/>
+              <w:right w:type="dxa" w:w="90"/>
+            </w:tcMar>
+          </w:tcPr>
+          <w:p>
+            <w:pPr>
+              <w:spacing w:after="0" w:before="0"/>
+            </w:pPr>
+            <w:r>
+              <w:rPr>
+                <w:b w:val="false"/>
+                <w:bCs w:val="false"/>
+                <w:sz w:val="19"/>
+                <w:szCs w:val="19"/>
+              </w:rPr>
+              <w:t xml:space="preserve">18</w:t>
+            </w:r>
+          </w:p>
+        </w:tc>
+        <w:tc>
+          <w:tcPr>
+            <w:tcW w:type="dxa" w:w="8324"/>
+            <w:tcBorders>
+              <w:top w:val="single" w:color="000000" w:sz="4"/>
+              <w:left w:val="single" w:color="000000" w:sz="4"/>
+              <w:bottom w:val="single" w:color="000000" w:sz="4"/>
+              <w:right w:val="single" w:color="000000" w:sz="4"/>
+            </w:tcBorders>
+            <w:tcMar>
+              <w:top w:type="dxa" w:w="60"/>
+              <w:left w:type="dxa" w:w="90"/>
+              <w:bottom w:type="dxa" w:w="60"/>
+              <w:right w:type="dxa" w:w="90"/>
+            </w:tcMar>
+          </w:tcPr>
+          <w:p>
+            <w:pPr>
+              <w:spacing w:after="0" w:before="0"/>
+            </w:pPr>
+            <w:r>
+              <w:rPr>
+                <w:b w:val="false"/>
+                <w:bCs w:val="false"/>
+                <w:sz w:val="19"/>
+                <w:szCs w:val="19"/>
+              </w:rPr>
+              <w:t xml:space="preserve">The mock-up threshold is five objects or more than one axis of arrangement.</w:t>
+            </w:r>
+          </w:p>
+        </w:tc>
+        <w:tc>
+          <w:tcPr>
+            <w:tcW w:type="dxa" w:w="878"/>
+            <w:tcBorders>
+              <w:top w:val="single" w:color="000000" w:sz="4"/>
+              <w:left w:val="single" w:color="000000" w:sz="4"/>
+              <w:bottom w:val="single" w:color="000000" w:sz="4"/>
+              <w:right w:val="single" w:color="000000" w:sz="4"/>
+            </w:tcBorders>
+            <w:tcMar>
+              <w:top w:type="dxa" w:w="60"/>
+              <w:left w:type="dxa" w:w="90"/>
+              <w:bottom w:type="dxa" w:w="60"/>
+              <w:right w:type="dxa" w:w="90"/>
+            </w:tcMar>
+          </w:tcPr>
+          <w:p>
+            <w:pPr>
+              <w:spacing w:after="0" w:before="0"/>
+            </w:pPr>
+            <w:r>
+              <w:rPr>
+                <w:b w:val="false"/>
+                <w:bCs w:val="false"/>
+                <w:sz w:val="19"/>
+                <w:szCs w:val="19"/>
+              </w:rPr>
+              <w:t xml:space="preserve">F4</w:t>
+            </w:r>
+          </w:p>
+        </w:tc>
+      </w:tr>
+    </w:tbl>
+    <w:p>
+      <w:pPr>
+        <w:spacing w:after="120" w:before="0"/>
+      </w:pPr>
+    </w:p>
+    <w:p>
+      <w:pPr>
+        <w:pStyle w:val="Heading2"/>
+        <w:keepNext/>
+      </w:pPr>
+      <w:r>
+        <w:t xml:space="preserve">Word count</w:t>
+      </w:r>
+    </w:p>
+    <w:p>
+      <w:pPr>
+        <w:spacing w:after="100"/>
+      </w:pPr>
+      <w:r>
+        <w:t xml:space="preserve">v3.2 about 15,900 words; v3.3 about 17,900 words. The additions are the rules above and the two context blocks; nothing was removed.</w:t>
       </w:r>
     </w:p>
     <w:sectPr>

--- a/storyboard-prompt/CHANGELOG-v3.2.docx
+++ b/storyboard-prompt/CHANGELOG-v3.2.docx
@@ -7737,10 +7737,10 @@
         </w:tblBorders>
       </w:tblPr>
       <w:tblGrid>
-        <w:gridCol w:w="2259"/>
-        <w:gridCol w:w="3036"/>
-        <w:gridCol w:w="2380"/>
-        <w:gridCol w:w="2405"/>
+        <w:gridCol w:w="1849"/>
+        <w:gridCol w:w="4314"/>
+        <w:gridCol w:w="1948"/>
+        <w:gridCol w:w="1969"/>
       </w:tblGrid>
       <w:tr>
         <w:trPr>
@@ -7749,7 +7749,7 @@
         </w:trPr>
         <w:tc>
           <w:tcPr>
-            <w:tcW w:type="dxa" w:w="2259"/>
+            <w:tcW w:type="dxa" w:w="1849"/>
             <w:tcBorders>
               <w:top w:val="single" w:color="000000" w:sz="4"/>
               <w:left w:val="single" w:color="000000" w:sz="4"/>
@@ -7781,7 +7781,7 @@
         </w:tc>
         <w:tc>
           <w:tcPr>
-            <w:tcW w:type="dxa" w:w="3036"/>
+            <w:tcW w:type="dxa" w:w="4314"/>
             <w:tcBorders>
               <w:top w:val="single" w:color="000000" w:sz="4"/>
               <w:left w:val="single" w:color="000000" w:sz="4"/>
@@ -7813,7 +7813,7 @@
         </w:tc>
         <w:tc>
           <w:tcPr>
-            <w:tcW w:type="dxa" w:w="2380"/>
+            <w:tcW w:type="dxa" w:w="1948"/>
             <w:tcBorders>
               <w:top w:val="single" w:color="000000" w:sz="4"/>
               <w:left w:val="single" w:color="000000" w:sz="4"/>
@@ -7845,7 +7845,7 @@
         </w:tc>
         <w:tc>
           <w:tcPr>
-            <w:tcW w:type="dxa" w:w="2405"/>
+            <w:tcW w:type="dxa" w:w="1969"/>
             <w:tcBorders>
               <w:top w:val="single" w:color="000000" w:sz="4"/>
               <w:left w:val="single" w:color="000000" w:sz="4"/>
@@ -7883,7 +7883,7 @@
         </w:trPr>
         <w:tc>
           <w:tcPr>
-            <w:tcW w:type="dxa" w:w="2259"/>
+            <w:tcW w:type="dxa" w:w="1849"/>
             <w:tcBorders>
               <w:top w:val="single" w:color="000000" w:sz="4"/>
               <w:left w:val="single" w:color="000000" w:sz="4"/>
@@ -7914,38 +7914,38 @@
         </w:tc>
         <w:tc>
           <w:tcPr>
-            <w:tcW w:type="dxa" w:w="3036"/>
-            <w:tcBorders>
-              <w:top w:val="single" w:color="000000" w:sz="4"/>
-              <w:left w:val="single" w:color="000000" w:sz="4"/>
-              <w:bottom w:val="single" w:color="000000" w:sz="4"/>
-              <w:right w:val="single" w:color="000000" w:sz="4"/>
-            </w:tcBorders>
-            <w:tcMar>
-              <w:top w:type="dxa" w:w="60"/>
-              <w:left w:type="dxa" w:w="90"/>
-              <w:bottom w:type="dxa" w:w="60"/>
-              <w:right w:type="dxa" w:w="90"/>
-            </w:tcMar>
-          </w:tcPr>
-          <w:p>
-            <w:pPr>
-              <w:spacing w:after="0" w:before="0"/>
-            </w:pPr>
-            <w:r>
-              <w:rPr>
-                <w:b w:val="false"/>
-                <w:bCs w:val="false"/>
-                <w:sz w:val="19"/>
-                <w:szCs w:val="19"/>
-              </w:rPr>
-              <w:t xml:space="preserve">R — Role</w:t>
-            </w:r>
-          </w:p>
-        </w:tc>
-        <w:tc>
-          <w:tcPr>
-            <w:tcW w:type="dxa" w:w="2380"/>
+            <w:tcW w:type="dxa" w:w="4314"/>
+            <w:tcBorders>
+              <w:top w:val="single" w:color="000000" w:sz="4"/>
+              <w:left w:val="single" w:color="000000" w:sz="4"/>
+              <w:bottom w:val="single" w:color="000000" w:sz="4"/>
+              <w:right w:val="single" w:color="000000" w:sz="4"/>
+            </w:tcBorders>
+            <w:tcMar>
+              <w:top w:type="dxa" w:w="60"/>
+              <w:left w:type="dxa" w:w="90"/>
+              <w:bottom w:type="dxa" w:w="60"/>
+              <w:right w:type="dxa" w:w="90"/>
+            </w:tcMar>
+          </w:tcPr>
+          <w:p>
+            <w:pPr>
+              <w:spacing w:after="0" w:before="0"/>
+            </w:pPr>
+            <w:r>
+              <w:rPr>
+                <w:b w:val="false"/>
+                <w:bCs w:val="false"/>
+                <w:sz w:val="19"/>
+                <w:szCs w:val="19"/>
+              </w:rPr>
+              <w:t xml:space="preserve">Role and Task (first section after the scissors line, as in v3.1), with responsibilities in R — Role</w:t>
+            </w:r>
+          </w:p>
+        </w:tc>
+        <w:tc>
+          <w:tcPr>
+            <w:tcW w:type="dxa" w:w="1948"/>
             <w:tcBorders>
               <w:top w:val="single" w:color="000000" w:sz="4"/>
               <w:left w:val="single" w:color="000000" w:sz="4"/>
@@ -7976,7 +7976,7 @@
         </w:tc>
         <w:tc>
           <w:tcPr>
-            <w:tcW w:type="dxa" w:w="2405"/>
+            <w:tcW w:type="dxa" w:w="1969"/>
             <w:tcBorders>
               <w:top w:val="single" w:color="000000" w:sz="4"/>
               <w:left w:val="single" w:color="000000" w:sz="4"/>
@@ -8013,7 +8013,7 @@
         </w:trPr>
         <w:tc>
           <w:tcPr>
-            <w:tcW w:type="dxa" w:w="2259"/>
+            <w:tcW w:type="dxa" w:w="1849"/>
             <w:tcBorders>
               <w:top w:val="single" w:color="000000" w:sz="4"/>
               <w:left w:val="single" w:color="000000" w:sz="4"/>
@@ -8044,7 +8044,7 @@
         </w:tc>
         <w:tc>
           <w:tcPr>
-            <w:tcW w:type="dxa" w:w="3036"/>
+            <w:tcW w:type="dxa" w:w="4314"/>
             <w:tcBorders>
               <w:top w:val="single" w:color="000000" w:sz="4"/>
               <w:left w:val="single" w:color="000000" w:sz="4"/>
@@ -8075,7 +8075,7 @@
         </w:tc>
         <w:tc>
           <w:tcPr>
-            <w:tcW w:type="dxa" w:w="2380"/>
+            <w:tcW w:type="dxa" w:w="1948"/>
             <w:tcBorders>
               <w:top w:val="single" w:color="000000" w:sz="4"/>
               <w:left w:val="single" w:color="000000" w:sz="4"/>
@@ -8106,7 +8106,7 @@
         </w:tc>
         <w:tc>
           <w:tcPr>
-            <w:tcW w:type="dxa" w:w="2405"/>
+            <w:tcW w:type="dxa" w:w="1969"/>
             <w:tcBorders>
               <w:top w:val="single" w:color="000000" w:sz="4"/>
               <w:left w:val="single" w:color="000000" w:sz="4"/>
@@ -8143,7 +8143,7 @@
         </w:trPr>
         <w:tc>
           <w:tcPr>
-            <w:tcW w:type="dxa" w:w="2259"/>
+            <w:tcW w:type="dxa" w:w="1849"/>
             <w:tcBorders>
               <w:top w:val="single" w:color="000000" w:sz="4"/>
               <w:left w:val="single" w:color="000000" w:sz="4"/>
@@ -8174,7 +8174,7 @@
         </w:tc>
         <w:tc>
           <w:tcPr>
-            <w:tcW w:type="dxa" w:w="3036"/>
+            <w:tcW w:type="dxa" w:w="4314"/>
             <w:tcBorders>
               <w:top w:val="single" w:color="000000" w:sz="4"/>
               <w:left w:val="single" w:color="000000" w:sz="4"/>
@@ -8205,7 +8205,7 @@
         </w:tc>
         <w:tc>
           <w:tcPr>
-            <w:tcW w:type="dxa" w:w="2380"/>
+            <w:tcW w:type="dxa" w:w="1948"/>
             <w:tcBorders>
               <w:top w:val="single" w:color="000000" w:sz="4"/>
               <w:left w:val="single" w:color="000000" w:sz="4"/>
@@ -8236,7 +8236,7 @@
         </w:tc>
         <w:tc>
           <w:tcPr>
-            <w:tcW w:type="dxa" w:w="2405"/>
+            <w:tcW w:type="dxa" w:w="1969"/>
             <w:tcBorders>
               <w:top w:val="single" w:color="000000" w:sz="4"/>
               <w:left w:val="single" w:color="000000" w:sz="4"/>
@@ -8273,7 +8273,7 @@
         </w:trPr>
         <w:tc>
           <w:tcPr>
-            <w:tcW w:type="dxa" w:w="2259"/>
+            <w:tcW w:type="dxa" w:w="1849"/>
             <w:tcBorders>
               <w:top w:val="single" w:color="000000" w:sz="4"/>
               <w:left w:val="single" w:color="000000" w:sz="4"/>
@@ -8304,7 +8304,7 @@
         </w:tc>
         <w:tc>
           <w:tcPr>
-            <w:tcW w:type="dxa" w:w="3036"/>
+            <w:tcW w:type="dxa" w:w="4314"/>
             <w:tcBorders>
               <w:top w:val="single" w:color="000000" w:sz="4"/>
               <w:left w:val="single" w:color="000000" w:sz="4"/>
@@ -8335,7 +8335,7 @@
         </w:tc>
         <w:tc>
           <w:tcPr>
-            <w:tcW w:type="dxa" w:w="2380"/>
+            <w:tcW w:type="dxa" w:w="1948"/>
             <w:tcBorders>
               <w:top w:val="single" w:color="000000" w:sz="4"/>
               <w:left w:val="single" w:color="000000" w:sz="4"/>
@@ -8366,7 +8366,7 @@
         </w:tc>
         <w:tc>
           <w:tcPr>
-            <w:tcW w:type="dxa" w:w="2405"/>
+            <w:tcW w:type="dxa" w:w="1969"/>
             <w:tcBorders>
               <w:top w:val="single" w:color="000000" w:sz="4"/>
               <w:left w:val="single" w:color="000000" w:sz="4"/>
@@ -8403,7 +8403,7 @@
         </w:trPr>
         <w:tc>
           <w:tcPr>
-            <w:tcW w:type="dxa" w:w="2259"/>
+            <w:tcW w:type="dxa" w:w="1849"/>
             <w:tcBorders>
               <w:top w:val="single" w:color="000000" w:sz="4"/>
               <w:left w:val="single" w:color="000000" w:sz="4"/>
@@ -8434,7 +8434,7 @@
         </w:tc>
         <w:tc>
           <w:tcPr>
-            <w:tcW w:type="dxa" w:w="3036"/>
+            <w:tcW w:type="dxa" w:w="4314"/>
             <w:tcBorders>
               <w:top w:val="single" w:color="000000" w:sz="4"/>
               <w:left w:val="single" w:color="000000" w:sz="4"/>
@@ -8465,7 +8465,7 @@
         </w:tc>
         <w:tc>
           <w:tcPr>
-            <w:tcW w:type="dxa" w:w="2380"/>
+            <w:tcW w:type="dxa" w:w="1948"/>
             <w:tcBorders>
               <w:top w:val="single" w:color="000000" w:sz="4"/>
               <w:left w:val="single" w:color="000000" w:sz="4"/>
@@ -8496,7 +8496,7 @@
         </w:tc>
         <w:tc>
           <w:tcPr>
-            <w:tcW w:type="dxa" w:w="2405"/>
+            <w:tcW w:type="dxa" w:w="1969"/>
             <w:tcBorders>
               <w:top w:val="single" w:color="000000" w:sz="4"/>
               <w:left w:val="single" w:color="000000" w:sz="4"/>
@@ -8533,7 +8533,7 @@
         </w:trPr>
         <w:tc>
           <w:tcPr>
-            <w:tcW w:type="dxa" w:w="2259"/>
+            <w:tcW w:type="dxa" w:w="1849"/>
             <w:tcBorders>
               <w:top w:val="single" w:color="000000" w:sz="4"/>
               <w:left w:val="single" w:color="000000" w:sz="4"/>
@@ -8564,7 +8564,7 @@
         </w:tc>
         <w:tc>
           <w:tcPr>
-            <w:tcW w:type="dxa" w:w="3036"/>
+            <w:tcW w:type="dxa" w:w="4314"/>
             <w:tcBorders>
               <w:top w:val="single" w:color="000000" w:sz="4"/>
               <w:left w:val="single" w:color="000000" w:sz="4"/>
@@ -8595,7 +8595,7 @@
         </w:tc>
         <w:tc>
           <w:tcPr>
-            <w:tcW w:type="dxa" w:w="2380"/>
+            <w:tcW w:type="dxa" w:w="1948"/>
             <w:tcBorders>
               <w:top w:val="single" w:color="000000" w:sz="4"/>
               <w:left w:val="single" w:color="000000" w:sz="4"/>
@@ -8626,7 +8626,7 @@
         </w:tc>
         <w:tc>
           <w:tcPr>
-            <w:tcW w:type="dxa" w:w="2405"/>
+            <w:tcW w:type="dxa" w:w="1969"/>
             <w:tcBorders>
               <w:top w:val="single" w:color="000000" w:sz="4"/>
               <w:left w:val="single" w:color="000000" w:sz="4"/>
@@ -8663,7 +8663,7 @@
         </w:trPr>
         <w:tc>
           <w:tcPr>
-            <w:tcW w:type="dxa" w:w="2259"/>
+            <w:tcW w:type="dxa" w:w="1849"/>
             <w:tcBorders>
               <w:top w:val="single" w:color="000000" w:sz="4"/>
               <w:left w:val="single" w:color="000000" w:sz="4"/>
@@ -8694,7 +8694,7 @@
         </w:tc>
         <w:tc>
           <w:tcPr>
-            <w:tcW w:type="dxa" w:w="3036"/>
+            <w:tcW w:type="dxa" w:w="4314"/>
             <w:tcBorders>
               <w:top w:val="single" w:color="000000" w:sz="4"/>
               <w:left w:val="single" w:color="000000" w:sz="4"/>
@@ -8725,7 +8725,7 @@
         </w:tc>
         <w:tc>
           <w:tcPr>
-            <w:tcW w:type="dxa" w:w="2380"/>
+            <w:tcW w:type="dxa" w:w="1948"/>
             <w:tcBorders>
               <w:top w:val="single" w:color="000000" w:sz="4"/>
               <w:left w:val="single" w:color="000000" w:sz="4"/>
@@ -8756,7 +8756,7 @@
         </w:tc>
         <w:tc>
           <w:tcPr>
-            <w:tcW w:type="dxa" w:w="2405"/>
+            <w:tcW w:type="dxa" w:w="1969"/>
             <w:tcBorders>
               <w:top w:val="single" w:color="000000" w:sz="4"/>
               <w:left w:val="single" w:color="000000" w:sz="4"/>
@@ -8793,7 +8793,7 @@
         </w:trPr>
         <w:tc>
           <w:tcPr>
-            <w:tcW w:type="dxa" w:w="2259"/>
+            <w:tcW w:type="dxa" w:w="1849"/>
             <w:tcBorders>
               <w:top w:val="single" w:color="000000" w:sz="4"/>
               <w:left w:val="single" w:color="000000" w:sz="4"/>
@@ -8824,7 +8824,7 @@
         </w:tc>
         <w:tc>
           <w:tcPr>
-            <w:tcW w:type="dxa" w:w="3036"/>
+            <w:tcW w:type="dxa" w:w="4314"/>
             <w:tcBorders>
               <w:top w:val="single" w:color="000000" w:sz="4"/>
               <w:left w:val="single" w:color="000000" w:sz="4"/>
@@ -8855,7 +8855,7 @@
         </w:tc>
         <w:tc>
           <w:tcPr>
-            <w:tcW w:type="dxa" w:w="2380"/>
+            <w:tcW w:type="dxa" w:w="1948"/>
             <w:tcBorders>
               <w:top w:val="single" w:color="000000" w:sz="4"/>
               <w:left w:val="single" w:color="000000" w:sz="4"/>
@@ -8886,7 +8886,7 @@
         </w:tc>
         <w:tc>
           <w:tcPr>
-            <w:tcW w:type="dxa" w:w="2405"/>
+            <w:tcW w:type="dxa" w:w="1969"/>
             <w:tcBorders>
               <w:top w:val="single" w:color="000000" w:sz="4"/>
               <w:left w:val="single" w:color="000000" w:sz="4"/>
@@ -8923,7 +8923,7 @@
         </w:trPr>
         <w:tc>
           <w:tcPr>
-            <w:tcW w:type="dxa" w:w="2259"/>
+            <w:tcW w:type="dxa" w:w="1849"/>
             <w:tcBorders>
               <w:top w:val="single" w:color="000000" w:sz="4"/>
               <w:left w:val="single" w:color="000000" w:sz="4"/>
@@ -8954,7 +8954,7 @@
         </w:tc>
         <w:tc>
           <w:tcPr>
-            <w:tcW w:type="dxa" w:w="3036"/>
+            <w:tcW w:type="dxa" w:w="4314"/>
             <w:tcBorders>
               <w:top w:val="single" w:color="000000" w:sz="4"/>
               <w:left w:val="single" w:color="000000" w:sz="4"/>
@@ -8985,7 +8985,7 @@
         </w:tc>
         <w:tc>
           <w:tcPr>
-            <w:tcW w:type="dxa" w:w="2380"/>
+            <w:tcW w:type="dxa" w:w="1948"/>
             <w:tcBorders>
               <w:top w:val="single" w:color="000000" w:sz="4"/>
               <w:left w:val="single" w:color="000000" w:sz="4"/>
@@ -9016,7 +9016,7 @@
         </w:tc>
         <w:tc>
           <w:tcPr>
-            <w:tcW w:type="dxa" w:w="2405"/>
+            <w:tcW w:type="dxa" w:w="1969"/>
             <w:tcBorders>
               <w:top w:val="single" w:color="000000" w:sz="4"/>
               <w:left w:val="single" w:color="000000" w:sz="4"/>
@@ -9053,7 +9053,7 @@
         </w:trPr>
         <w:tc>
           <w:tcPr>
-            <w:tcW w:type="dxa" w:w="2259"/>
+            <w:tcW w:type="dxa" w:w="1849"/>
             <w:tcBorders>
               <w:top w:val="single" w:color="000000" w:sz="4"/>
               <w:left w:val="single" w:color="000000" w:sz="4"/>
@@ -9084,7 +9084,7 @@
         </w:tc>
         <w:tc>
           <w:tcPr>
-            <w:tcW w:type="dxa" w:w="3036"/>
+            <w:tcW w:type="dxa" w:w="4314"/>
             <w:tcBorders>
               <w:top w:val="single" w:color="000000" w:sz="4"/>
               <w:left w:val="single" w:color="000000" w:sz="4"/>
@@ -9115,7 +9115,7 @@
         </w:tc>
         <w:tc>
           <w:tcPr>
-            <w:tcW w:type="dxa" w:w="2380"/>
+            <w:tcW w:type="dxa" w:w="1948"/>
             <w:tcBorders>
               <w:top w:val="single" w:color="000000" w:sz="4"/>
               <w:left w:val="single" w:color="000000" w:sz="4"/>
@@ -9146,7 +9146,7 @@
         </w:tc>
         <w:tc>
           <w:tcPr>
-            <w:tcW w:type="dxa" w:w="2405"/>
+            <w:tcW w:type="dxa" w:w="1969"/>
             <w:tcBorders>
               <w:top w:val="single" w:color="000000" w:sz="4"/>
               <w:left w:val="single" w:color="000000" w:sz="4"/>
@@ -9183,7 +9183,7 @@
         </w:trPr>
         <w:tc>
           <w:tcPr>
-            <w:tcW w:type="dxa" w:w="2259"/>
+            <w:tcW w:type="dxa" w:w="1849"/>
             <w:tcBorders>
               <w:top w:val="single" w:color="000000" w:sz="4"/>
               <w:left w:val="single" w:color="000000" w:sz="4"/>
@@ -9214,7 +9214,7 @@
         </w:tc>
         <w:tc>
           <w:tcPr>
-            <w:tcW w:type="dxa" w:w="3036"/>
+            <w:tcW w:type="dxa" w:w="4314"/>
             <w:tcBorders>
               <w:top w:val="single" w:color="000000" w:sz="4"/>
               <w:left w:val="single" w:color="000000" w:sz="4"/>
@@ -9245,7 +9245,7 @@
         </w:tc>
         <w:tc>
           <w:tcPr>
-            <w:tcW w:type="dxa" w:w="2380"/>
+            <w:tcW w:type="dxa" w:w="1948"/>
             <w:tcBorders>
               <w:top w:val="single" w:color="000000" w:sz="4"/>
               <w:left w:val="single" w:color="000000" w:sz="4"/>
@@ -9276,7 +9276,7 @@
         </w:tc>
         <w:tc>
           <w:tcPr>
-            <w:tcW w:type="dxa" w:w="2405"/>
+            <w:tcW w:type="dxa" w:w="1969"/>
             <w:tcBorders>
               <w:top w:val="single" w:color="000000" w:sz="4"/>
               <w:left w:val="single" w:color="000000" w:sz="4"/>

--- a/storyboard-prompt/CHANGELOG-v3.2.docx
+++ b/storyboard-prompt/CHANGELOG-v3.2.docx
@@ -11178,7 +11178,553 @@
         <w:spacing w:after="100"/>
       </w:pPr>
       <w:r>
-        <w:t xml:space="preserve">v3.2 about 15,900 words; v3.3 about 17,900 words. The additions are the rules above and the two context blocks; nothing was removed.</w:t>
+        <w:t xml:space="preserve">v3.2 about 15,900 words; v3.3 about 18,000 words. The additions are the rules above and the two context blocks; nothing was removed.</w:t>
+      </w:r>
+    </w:p>
+    <w:p>
+      <w:pPr>
+        <w:pStyle w:val="Heading2"/>
+        <w:keepNext/>
+      </w:pPr>
+      <w:r>
+        <w:t xml:space="preserve">v3.3 completeness audit against v3.1</w:t>
+      </w:r>
+    </w:p>
+    <w:p>
+      <w:pPr>
+        <w:spacing w:after="100"/>
+      </w:pPr>
+      <w:r>
+        <w:t xml:space="preserve">A line-by-line comparison of the original v3.1 against v3.3 (413 distinctive terms, quoted strings, markers, numbers, and field names, plus a content-word coverage score for all 592 substantive lines) found no lost rule. It found these items, which were then restored:</w:t>
+      </w:r>
+    </w:p>
+    <w:tbl>
+      <w:tblPr>
+        <w:tblW w:type="dxa" w:w="10080"/>
+        <w:tblBorders>
+          <w:top w:val="single" w:color="auto" w:sz="4"/>
+          <w:left w:val="single" w:color="auto" w:sz="4"/>
+          <w:bottom w:val="single" w:color="auto" w:sz="4"/>
+          <w:right w:val="single" w:color="auto" w:sz="4"/>
+          <w:insideH w:val="single" w:color="auto" w:sz="4"/>
+          <w:insideV w:val="single" w:color="auto" w:sz="4"/>
+        </w:tblBorders>
+      </w:tblPr>
+      <w:tblGrid>
+        <w:gridCol w:w="5754"/>
+        <w:gridCol w:w="2641"/>
+        <w:gridCol w:w="1685"/>
+      </w:tblGrid>
+      <w:tr>
+        <w:trPr>
+          <w:cantSplit w:val="false"/>
+          <w:tblHeader/>
+        </w:trPr>
+        <w:tc>
+          <w:tcPr>
+            <w:tcW w:type="dxa" w:w="5754"/>
+            <w:tcBorders>
+              <w:top w:val="single" w:color="000000" w:sz="4"/>
+              <w:left w:val="single" w:color="000000" w:sz="4"/>
+              <w:bottom w:val="single" w:color="000000" w:sz="4"/>
+              <w:right w:val="single" w:color="000000" w:sz="4"/>
+            </w:tcBorders>
+            <w:shd w:fill="E7E6E6" w:color="auto" w:val="clear"/>
+            <w:tcMar>
+              <w:top w:type="dxa" w:w="60"/>
+              <w:left w:type="dxa" w:w="90"/>
+              <w:bottom w:type="dxa" w:w="60"/>
+              <w:right w:type="dxa" w:w="90"/>
+            </w:tcMar>
+          </w:tcPr>
+          <w:p>
+            <w:pPr>
+              <w:spacing w:after="0" w:before="0"/>
+            </w:pPr>
+            <w:r>
+              <w:rPr>
+                <w:b/>
+                <w:bCs/>
+                <w:sz w:val="19"/>
+                <w:szCs w:val="19"/>
+              </w:rPr>
+              <w:t xml:space="preserve">Item from v3.1</w:t>
+            </w:r>
+          </w:p>
+        </w:tc>
+        <w:tc>
+          <w:tcPr>
+            <w:tcW w:type="dxa" w:w="2641"/>
+            <w:tcBorders>
+              <w:top w:val="single" w:color="000000" w:sz="4"/>
+              <w:left w:val="single" w:color="000000" w:sz="4"/>
+              <w:bottom w:val="single" w:color="000000" w:sz="4"/>
+              <w:right w:val="single" w:color="000000" w:sz="4"/>
+            </w:tcBorders>
+            <w:shd w:fill="E7E6E6" w:color="auto" w:val="clear"/>
+            <w:tcMar>
+              <w:top w:type="dxa" w:w="60"/>
+              <w:left w:type="dxa" w:w="90"/>
+              <w:bottom w:type="dxa" w:w="60"/>
+              <w:right w:type="dxa" w:w="90"/>
+            </w:tcMar>
+          </w:tcPr>
+          <w:p>
+            <w:pPr>
+              <w:spacing w:after="0" w:before="0"/>
+            </w:pPr>
+            <w:r>
+              <w:rPr>
+                <w:b/>
+                <w:bCs/>
+                <w:sz w:val="19"/>
+                <w:szCs w:val="19"/>
+              </w:rPr>
+              <w:t xml:space="preserve">Status before the audit</w:t>
+            </w:r>
+          </w:p>
+        </w:tc>
+        <w:tc>
+          <w:tcPr>
+            <w:tcW w:type="dxa" w:w="1685"/>
+            <w:tcBorders>
+              <w:top w:val="single" w:color="000000" w:sz="4"/>
+              <w:left w:val="single" w:color="000000" w:sz="4"/>
+              <w:bottom w:val="single" w:color="000000" w:sz="4"/>
+              <w:right w:val="single" w:color="000000" w:sz="4"/>
+            </w:tcBorders>
+            <w:shd w:fill="E7E6E6" w:color="auto" w:val="clear"/>
+            <w:tcMar>
+              <w:top w:type="dxa" w:w="60"/>
+              <w:left w:type="dxa" w:w="90"/>
+              <w:bottom w:type="dxa" w:w="60"/>
+              <w:right w:type="dxa" w:w="90"/>
+            </w:tcMar>
+          </w:tcPr>
+          <w:p>
+            <w:pPr>
+              <w:spacing w:after="0" w:before="0"/>
+            </w:pPr>
+            <w:r>
+              <w:rPr>
+                <w:b/>
+                <w:bCs/>
+                <w:sz w:val="19"/>
+                <w:szCs w:val="19"/>
+              </w:rPr>
+              <w:t xml:space="preserve">Restored in</w:t>
+            </w:r>
+          </w:p>
+        </w:tc>
+      </w:tr>
+      <w:tr>
+        <w:trPr>
+          <w:cantSplit w:val="false"/>
+          <w:tblHeader w:val="false"/>
+        </w:trPr>
+        <w:tc>
+          <w:tcPr>
+            <w:tcW w:type="dxa" w:w="5754"/>
+            <w:tcBorders>
+              <w:top w:val="single" w:color="000000" w:sz="4"/>
+              <w:left w:val="single" w:color="000000" w:sz="4"/>
+              <w:bottom w:val="single" w:color="000000" w:sz="4"/>
+              <w:right w:val="single" w:color="000000" w:sz="4"/>
+            </w:tcBorders>
+            <w:tcMar>
+              <w:top w:type="dxa" w:w="60"/>
+              <w:left w:type="dxa" w:w="90"/>
+              <w:bottom w:type="dxa" w:w="60"/>
+              <w:right w:type="dxa" w:w="90"/>
+            </w:tcMar>
+          </w:tcPr>
+          <w:p>
+            <w:pPr>
+              <w:spacing w:after="0" w:before="0"/>
+            </w:pPr>
+            <w:r>
+              <w:rPr>
+                <w:b w:val="false"/>
+                <w:bCs w:val="false"/>
+                <w:sz w:val="19"/>
+                <w:szCs w:val="19"/>
+              </w:rPr>
+              <w:t xml:space="preserve">Step 3 "Adapted Project Storyboard Master Prompt": a copy-ready project prompt adapted to the new project</w:t>
+            </w:r>
+          </w:p>
+        </w:tc>
+        <w:tc>
+          <w:tcPr>
+            <w:tcW w:type="dxa" w:w="2641"/>
+            <w:tcBorders>
+              <w:top w:val="single" w:color="000000" w:sz="4"/>
+              <w:left w:val="single" w:color="000000" w:sz="4"/>
+              <w:bottom w:val="single" w:color="000000" w:sz="4"/>
+              <w:right w:val="single" w:color="000000" w:sz="4"/>
+            </w:tcBorders>
+            <w:tcMar>
+              <w:top w:type="dxa" w:w="60"/>
+              <w:left w:type="dxa" w:w="90"/>
+              <w:bottom w:type="dxa" w:w="60"/>
+              <w:right w:type="dxa" w:w="90"/>
+            </w:tcMar>
+          </w:tcPr>
+          <w:p>
+            <w:pPr>
+              <w:spacing w:after="0" w:before="0"/>
+            </w:pPr>
+            <w:r>
+              <w:rPr>
+                <w:b w:val="false"/>
+                <w:bCs w:val="false"/>
+                <w:sz w:val="19"/>
+                <w:szCs w:val="19"/>
+              </w:rPr>
+              <w:t xml:space="preserve">Removed as dead framing (it wrapped sections A to S)</w:t>
+            </w:r>
+          </w:p>
+        </w:tc>
+        <w:tc>
+          <w:tcPr>
+            <w:tcW w:type="dxa" w:w="1685"/>
+            <w:tcBorders>
+              <w:top w:val="single" w:color="000000" w:sz="4"/>
+              <w:left w:val="single" w:color="000000" w:sz="4"/>
+              <w:bottom w:val="single" w:color="000000" w:sz="4"/>
+              <w:right w:val="single" w:color="000000" w:sz="4"/>
+            </w:tcBorders>
+            <w:tcMar>
+              <w:top w:type="dxa" w:w="60"/>
+              <w:left w:type="dxa" w:w="90"/>
+              <w:bottom w:type="dxa" w:w="60"/>
+              <w:right w:type="dxa" w:w="90"/>
+            </w:tcMar>
+          </w:tcPr>
+          <w:p>
+            <w:pPr>
+              <w:spacing w:after="0" w:before="0"/>
+            </w:pPr>
+            <w:r>
+              <w:rPr>
+                <w:b w:val="false"/>
+                <w:bCs w:val="false"/>
+                <w:sz w:val="19"/>
+                <w:szCs w:val="19"/>
+              </w:rPr>
+              <w:t xml:space="preserve">C2.3 artifact table as an export-on-request artifact; A1.5 names it as Step 3</w:t>
+            </w:r>
+          </w:p>
+        </w:tc>
+      </w:tr>
+      <w:tr>
+        <w:trPr>
+          <w:cantSplit w:val="false"/>
+          <w:tblHeader w:val="false"/>
+        </w:trPr>
+        <w:tc>
+          <w:tcPr>
+            <w:tcW w:type="dxa" w:w="5754"/>
+            <w:tcBorders>
+              <w:top w:val="single" w:color="000000" w:sz="4"/>
+              <w:left w:val="single" w:color="000000" w:sz="4"/>
+              <w:bottom w:val="single" w:color="000000" w:sz="4"/>
+              <w:right w:val="single" w:color="000000" w:sz="4"/>
+            </w:tcBorders>
+            <w:tcMar>
+              <w:top w:type="dxa" w:w="60"/>
+              <w:left w:type="dxa" w:w="90"/>
+              <w:bottom w:type="dxa" w:w="60"/>
+              <w:right w:type="dxa" w:w="90"/>
+            </w:tcMar>
+          </w:tcPr>
+          <w:p>
+            <w:pPr>
+              <w:spacing w:after="0" w:before="0"/>
+            </w:pPr>
+            <w:r>
+              <w:rPr>
+                <w:b w:val="false"/>
+                <w:bCs w:val="false"/>
+                <w:sz w:val="19"/>
+                <w:szCs w:val="19"/>
+              </w:rPr>
+              <w:t xml:space="preserve">Chunking Map field "Worked example/model slide(s)"</w:t>
+            </w:r>
+          </w:p>
+        </w:tc>
+        <w:tc>
+          <w:tcPr>
+            <w:tcW w:type="dxa" w:w="2641"/>
+            <w:tcBorders>
+              <w:top w:val="single" w:color="000000" w:sz="4"/>
+              <w:left w:val="single" w:color="000000" w:sz="4"/>
+              <w:bottom w:val="single" w:color="000000" w:sz="4"/>
+              <w:right w:val="single" w:color="000000" w:sz="4"/>
+            </w:tcBorders>
+            <w:tcMar>
+              <w:top w:type="dxa" w:w="60"/>
+              <w:left w:type="dxa" w:w="90"/>
+              <w:bottom w:type="dxa" w:w="60"/>
+              <w:right w:type="dxa" w:w="90"/>
+            </w:tcMar>
+          </w:tcPr>
+          <w:p>
+            <w:pPr>
+              <w:spacing w:after="0" w:before="0"/>
+            </w:pPr>
+            <w:r>
+              <w:rPr>
+                <w:b w:val="false"/>
+                <w:bCs w:val="false"/>
+                <w:sz w:val="19"/>
+                <w:szCs w:val="19"/>
+              </w:rPr>
+              <w:t xml:space="preserve">Present only in the Objective Coverage Map (Appendix B2)</w:t>
+            </w:r>
+          </w:p>
+        </w:tc>
+        <w:tc>
+          <w:tcPr>
+            <w:tcW w:type="dxa" w:w="1685"/>
+            <w:tcBorders>
+              <w:top w:val="single" w:color="000000" w:sz="4"/>
+              <w:left w:val="single" w:color="000000" w:sz="4"/>
+              <w:bottom w:val="single" w:color="000000" w:sz="4"/>
+              <w:right w:val="single" w:color="000000" w:sz="4"/>
+            </w:tcBorders>
+            <w:tcMar>
+              <w:top w:type="dxa" w:w="60"/>
+              <w:left w:type="dxa" w:w="90"/>
+              <w:bottom w:type="dxa" w:w="60"/>
+              <w:right w:type="dxa" w:w="90"/>
+            </w:tcMar>
+          </w:tcPr>
+          <w:p>
+            <w:pPr>
+              <w:spacing w:after="0" w:before="0"/>
+            </w:pPr>
+            <w:r>
+              <w:rPr>
+                <w:b w:val="false"/>
+                <w:bCs w:val="false"/>
+                <w:sz w:val="19"/>
+                <w:szCs w:val="19"/>
+              </w:rPr>
+              <w:t xml:space="preserve">Appendix C</w:t>
+            </w:r>
+          </w:p>
+        </w:tc>
+      </w:tr>
+      <w:tr>
+        <w:trPr>
+          <w:cantSplit w:val="false"/>
+          <w:tblHeader w:val="false"/>
+        </w:trPr>
+        <w:tc>
+          <w:tcPr>
+            <w:tcW w:type="dxa" w:w="5754"/>
+            <w:tcBorders>
+              <w:top w:val="single" w:color="000000" w:sz="4"/>
+              <w:left w:val="single" w:color="000000" w:sz="4"/>
+              <w:bottom w:val="single" w:color="000000" w:sz="4"/>
+              <w:right w:val="single" w:color="000000" w:sz="4"/>
+            </w:tcBorders>
+            <w:tcMar>
+              <w:top w:type="dxa" w:w="60"/>
+              <w:left w:type="dxa" w:w="90"/>
+              <w:bottom w:type="dxa" w:w="60"/>
+              <w:right w:type="dxa" w:w="90"/>
+            </w:tcMar>
+          </w:tcPr>
+          <w:p>
+            <w:pPr>
+              <w:spacing w:after="0" w:before="0"/>
+            </w:pPr>
+            <w:r>
+              <w:rPr>
+                <w:b w:val="false"/>
+                <w:bCs w:val="false"/>
+                <w:sz w:val="19"/>
+                <w:szCs w:val="19"/>
+              </w:rPr>
+              <w:t xml:space="preserve">Assessment Map fields "Target or criterion", "Required evidence", "Required feedback"; Interaction and Assessment Map field "Feedback approach"</w:t>
+            </w:r>
+          </w:p>
+        </w:tc>
+        <w:tc>
+          <w:tcPr>
+            <w:tcW w:type="dxa" w:w="2641"/>
+            <w:tcBorders>
+              <w:top w:val="single" w:color="000000" w:sz="4"/>
+              <w:left w:val="single" w:color="000000" w:sz="4"/>
+              <w:bottom w:val="single" w:color="000000" w:sz="4"/>
+              <w:right w:val="single" w:color="000000" w:sz="4"/>
+            </w:tcBorders>
+            <w:tcMar>
+              <w:top w:type="dxa" w:w="60"/>
+              <w:left w:type="dxa" w:w="90"/>
+              <w:bottom w:type="dxa" w:w="60"/>
+              <w:right w:type="dxa" w:w="90"/>
+            </w:tcMar>
+          </w:tcPr>
+          <w:p>
+            <w:pPr>
+              <w:spacing w:after="0" w:before="0"/>
+            </w:pPr>
+            <w:r>
+              <w:rPr>
+                <w:b w:val="false"/>
+                <w:bCs w:val="false"/>
+                <w:sz w:val="19"/>
+                <w:szCs w:val="19"/>
+              </w:rPr>
+              <w:t xml:space="preserve">Not carried as named fields</w:t>
+            </w:r>
+          </w:p>
+        </w:tc>
+        <w:tc>
+          <w:tcPr>
+            <w:tcW w:type="dxa" w:w="1685"/>
+            <w:tcBorders>
+              <w:top w:val="single" w:color="000000" w:sz="4"/>
+              <w:left w:val="single" w:color="000000" w:sz="4"/>
+              <w:bottom w:val="single" w:color="000000" w:sz="4"/>
+              <w:right w:val="single" w:color="000000" w:sz="4"/>
+            </w:tcBorders>
+            <w:tcMar>
+              <w:top w:type="dxa" w:w="60"/>
+              <w:left w:type="dxa" w:w="90"/>
+              <w:bottom w:type="dxa" w:w="60"/>
+              <w:right w:type="dxa" w:w="90"/>
+            </w:tcMar>
+          </w:tcPr>
+          <w:p>
+            <w:pPr>
+              <w:spacing w:after="0" w:before="0"/>
+            </w:pPr>
+            <w:r>
+              <w:rPr>
+                <w:b w:val="false"/>
+                <w:bCs w:val="false"/>
+                <w:sz w:val="19"/>
+                <w:szCs w:val="19"/>
+              </w:rPr>
+              <w:t xml:space="preserve">Appendix C</w:t>
+            </w:r>
+          </w:p>
+        </w:tc>
+      </w:tr>
+      <w:tr>
+        <w:trPr>
+          <w:cantSplit w:val="false"/>
+          <w:tblHeader w:val="false"/>
+        </w:trPr>
+        <w:tc>
+          <w:tcPr>
+            <w:tcW w:type="dxa" w:w="5754"/>
+            <w:tcBorders>
+              <w:top w:val="single" w:color="000000" w:sz="4"/>
+              <w:left w:val="single" w:color="000000" w:sz="4"/>
+              <w:bottom w:val="single" w:color="000000" w:sz="4"/>
+              <w:right w:val="single" w:color="000000" w:sz="4"/>
+            </w:tcBorders>
+            <w:tcMar>
+              <w:top w:type="dxa" w:w="60"/>
+              <w:left w:type="dxa" w:w="90"/>
+              <w:bottom w:type="dxa" w:w="60"/>
+              <w:right w:type="dxa" w:w="90"/>
+            </w:tcMar>
+          </w:tcPr>
+          <w:p>
+            <w:pPr>
+              <w:spacing w:after="0" w:before="0"/>
+            </w:pPr>
+            <w:r>
+              <w:rPr>
+                <w:b w:val="false"/>
+                <w:bCs w:val="false"/>
+                <w:sz w:val="19"/>
+                <w:szCs w:val="19"/>
+              </w:rPr>
+              <w:t xml:space="preserve">Internal notes fields "Build / implementation notes", "Interaction logic", "Feedback logic"</w:t>
+            </w:r>
+          </w:p>
+        </w:tc>
+        <w:tc>
+          <w:tcPr>
+            <w:tcW w:type="dxa" w:w="2641"/>
+            <w:tcBorders>
+              <w:top w:val="single" w:color="000000" w:sz="4"/>
+              <w:left w:val="single" w:color="000000" w:sz="4"/>
+              <w:bottom w:val="single" w:color="000000" w:sz="4"/>
+              <w:right w:val="single" w:color="000000" w:sz="4"/>
+            </w:tcBorders>
+            <w:tcMar>
+              <w:top w:type="dxa" w:w="60"/>
+              <w:left w:type="dxa" w:w="90"/>
+              <w:bottom w:type="dxa" w:w="60"/>
+              <w:right w:type="dxa" w:w="90"/>
+            </w:tcMar>
+          </w:tcPr>
+          <w:p>
+            <w:pPr>
+              <w:spacing w:after="0" w:before="0"/>
+            </w:pPr>
+            <w:r>
+              <w:rPr>
+                <w:b w:val="false"/>
+                <w:bCs w:val="false"/>
+                <w:sz w:val="19"/>
+                <w:szCs w:val="19"/>
+              </w:rPr>
+              <w:t xml:space="preserve">Not carried as named fields</w:t>
+            </w:r>
+          </w:p>
+        </w:tc>
+        <w:tc>
+          <w:tcPr>
+            <w:tcW w:type="dxa" w:w="1685"/>
+            <w:tcBorders>
+              <w:top w:val="single" w:color="000000" w:sz="4"/>
+              <w:left w:val="single" w:color="000000" w:sz="4"/>
+              <w:bottom w:val="single" w:color="000000" w:sz="4"/>
+              <w:right w:val="single" w:color="000000" w:sz="4"/>
+            </w:tcBorders>
+            <w:tcMar>
+              <w:top w:type="dxa" w:w="60"/>
+              <w:left w:type="dxa" w:w="90"/>
+              <w:bottom w:type="dxa" w:w="60"/>
+              <w:right w:type="dxa" w:w="90"/>
+            </w:tcMar>
+          </w:tcPr>
+          <w:p>
+            <w:pPr>
+              <w:spacing w:after="0" w:before="0"/>
+            </w:pPr>
+            <w:r>
+              <w:rPr>
+                <w:b w:val="false"/>
+                <w:bCs w:val="false"/>
+                <w:sz w:val="19"/>
+                <w:szCs w:val="19"/>
+              </w:rPr>
+              <w:t xml:space="preserve">Appendix C</w:t>
+            </w:r>
+          </w:p>
+        </w:tc>
+      </w:tr>
+    </w:tbl>
+    <w:p>
+      <w:pPr>
+        <w:spacing w:after="120" w:before="0"/>
+      </w:pPr>
+    </w:p>
+    <w:p>
+      <w:pPr>
+        <w:spacing w:after="100"/>
+      </w:pPr>
+      <w:r>
+        <w:t xml:space="preserve">Deliberately not carried, by decision: Notes for Maintaining the Generator (section 5 of this file), Appendix 12 (replaced by the C2.3 table), Appendix 14 (its resolutions are now the rules), Layer 2 section 1 (release notes), Layer 2 section 29 (integration instructions), the Public Affairs example in Appendix 10 (replaced by a neutral example), the two alternative wordings of the "confirm component" marker (one marker), and the three-mode Interaction model (replaced by five modes).</w:t>
       </w:r>
     </w:p>
     <w:sectPr>
